--- a/Patent.docx
+++ b/Patent.docx
@@ -183,7 +183,7 @@
         <w:pStyle w:val="ListParagraph"/>
         <w:numPr>
           <w:ilvl w:val="0"/>
-          <w:numId w:val="10"/>
+          <w:numId w:val="23"/>
         </w:numPr>
         <w:spacing w:lineRule="auto" w:line="276" w:before="0" w:after="80"/>
         <w:jc w:val="both"/>
@@ -206,7 +206,7 @@
         <w:pStyle w:val="ListParagraph"/>
         <w:numPr>
           <w:ilvl w:val="0"/>
-          <w:numId w:val="11"/>
+          <w:numId w:val="24"/>
         </w:numPr>
         <w:spacing w:lineRule="auto" w:line="276" w:before="0" w:after="80"/>
         <w:jc w:val="both"/>
@@ -229,7 +229,7 @@
         <w:pStyle w:val="ListParagraph"/>
         <w:numPr>
           <w:ilvl w:val="0"/>
-          <w:numId w:val="12"/>
+          <w:numId w:val="25"/>
         </w:numPr>
         <w:spacing w:lineRule="auto" w:line="276" w:before="0" w:after="80"/>
         <w:jc w:val="both"/>
@@ -377,7 +377,7 @@
         <w:pStyle w:val="ListParagraph"/>
         <w:numPr>
           <w:ilvl w:val="0"/>
-          <w:numId w:val="13"/>
+          <w:numId w:val="26"/>
         </w:numPr>
         <w:spacing w:lineRule="auto" w:line="276" w:before="0" w:after="80"/>
         <w:jc w:val="both"/>
@@ -400,7 +400,7 @@
         <w:pStyle w:val="ListParagraph"/>
         <w:numPr>
           <w:ilvl w:val="0"/>
-          <w:numId w:val="14"/>
+          <w:numId w:val="27"/>
         </w:numPr>
         <w:spacing w:lineRule="auto" w:line="276" w:before="0" w:after="80"/>
         <w:jc w:val="both"/>
@@ -434,8 +434,8 @@
       </w:tblPr>
       <w:tblGrid>
         <w:gridCol w:w="1450"/>
-        <w:gridCol w:w="4598"/>
-        <w:gridCol w:w="2772"/>
+        <w:gridCol w:w="4596"/>
+        <w:gridCol w:w="2774"/>
       </w:tblGrid>
       <w:tr>
         <w:trPr>
@@ -470,7 +470,7 @@
         </w:tc>
         <w:tc>
           <w:tcPr>
-            <w:tcW w:w="4598" w:type="dxa"/>
+            <w:tcW w:w="4596" w:type="dxa"/>
             <w:tcBorders>
               <w:top w:val="single" w:sz="4" w:space="0" w:color="000000"/>
               <w:left w:val="single" w:sz="4" w:space="0" w:color="000000"/>
@@ -497,7 +497,7 @@
         </w:tc>
         <w:tc>
           <w:tcPr>
-            <w:tcW w:w="2772" w:type="dxa"/>
+            <w:tcW w:w="2774" w:type="dxa"/>
             <w:tcBorders>
               <w:top w:val="single" w:sz="4" w:space="0" w:color="000000"/>
               <w:left w:val="single" w:sz="4" w:space="0" w:color="000000"/>
@@ -554,7 +554,7 @@
         </w:tc>
         <w:tc>
           <w:tcPr>
-            <w:tcW w:w="4598" w:type="dxa"/>
+            <w:tcW w:w="4596" w:type="dxa"/>
             <w:tcBorders>
               <w:top w:val="single" w:sz="4" w:space="0" w:color="000000"/>
               <w:left w:val="single" w:sz="4" w:space="0" w:color="000000"/>
@@ -579,7 +579,7 @@
         </w:tc>
         <w:tc>
           <w:tcPr>
-            <w:tcW w:w="2772" w:type="dxa"/>
+            <w:tcW w:w="2774" w:type="dxa"/>
             <w:tcBorders>
               <w:top w:val="single" w:sz="4" w:space="0" w:color="000000"/>
               <w:left w:val="single" w:sz="4" w:space="0" w:color="000000"/>
@@ -634,7 +634,7 @@
         </w:tc>
         <w:tc>
           <w:tcPr>
-            <w:tcW w:w="4598" w:type="dxa"/>
+            <w:tcW w:w="4596" w:type="dxa"/>
             <w:tcBorders>
               <w:top w:val="single" w:sz="4" w:space="0" w:color="000000"/>
               <w:left w:val="single" w:sz="4" w:space="0" w:color="000000"/>
@@ -659,7 +659,7 @@
         </w:tc>
         <w:tc>
           <w:tcPr>
-            <w:tcW w:w="2772" w:type="dxa"/>
+            <w:tcW w:w="2774" w:type="dxa"/>
             <w:tcBorders>
               <w:top w:val="single" w:sz="4" w:space="0" w:color="000000"/>
               <w:left w:val="single" w:sz="4" w:space="0" w:color="000000"/>
@@ -714,7 +714,7 @@
         </w:tc>
         <w:tc>
           <w:tcPr>
-            <w:tcW w:w="4598" w:type="dxa"/>
+            <w:tcW w:w="4596" w:type="dxa"/>
             <w:tcBorders>
               <w:top w:val="single" w:sz="4" w:space="0" w:color="000000"/>
               <w:left w:val="single" w:sz="4" w:space="0" w:color="000000"/>
@@ -739,7 +739,7 @@
         </w:tc>
         <w:tc>
           <w:tcPr>
-            <w:tcW w:w="2772" w:type="dxa"/>
+            <w:tcW w:w="2774" w:type="dxa"/>
             <w:tcBorders>
               <w:top w:val="single" w:sz="4" w:space="0" w:color="000000"/>
               <w:left w:val="single" w:sz="4" w:space="0" w:color="000000"/>
@@ -794,7 +794,7 @@
         </w:tc>
         <w:tc>
           <w:tcPr>
-            <w:tcW w:w="4598" w:type="dxa"/>
+            <w:tcW w:w="4596" w:type="dxa"/>
             <w:tcBorders>
               <w:top w:val="single" w:sz="4" w:space="0" w:color="000000"/>
               <w:left w:val="single" w:sz="4" w:space="0" w:color="000000"/>
@@ -819,7 +819,7 @@
         </w:tc>
         <w:tc>
           <w:tcPr>
-            <w:tcW w:w="2772" w:type="dxa"/>
+            <w:tcW w:w="2774" w:type="dxa"/>
             <w:tcBorders>
               <w:top w:val="single" w:sz="4" w:space="0" w:color="000000"/>
               <w:left w:val="single" w:sz="4" w:space="0" w:color="000000"/>
@@ -859,7 +859,7 @@
         <w:pStyle w:val="ListParagraph"/>
         <w:numPr>
           <w:ilvl w:val="0"/>
-          <w:numId w:val="15"/>
+          <w:numId w:val="28"/>
         </w:numPr>
         <w:spacing w:lineRule="auto" w:line="276" w:before="0" w:after="80"/>
         <w:jc w:val="both"/>
@@ -882,7 +882,7 @@
         <w:pStyle w:val="ListParagraph"/>
         <w:numPr>
           <w:ilvl w:val="0"/>
-          <w:numId w:val="16"/>
+          <w:numId w:val="29"/>
         </w:numPr>
         <w:spacing w:lineRule="auto" w:line="276" w:before="0" w:after="80"/>
         <w:jc w:val="both"/>
@@ -905,7 +905,7 @@
         <w:pStyle w:val="ListParagraph"/>
         <w:numPr>
           <w:ilvl w:val="0"/>
-          <w:numId w:val="17"/>
+          <w:numId w:val="30"/>
         </w:numPr>
         <w:spacing w:lineRule="auto" w:line="276" w:before="0" w:after="80"/>
         <w:jc w:val="both"/>
@@ -928,7 +928,7 @@
         <w:pStyle w:val="ListParagraph"/>
         <w:numPr>
           <w:ilvl w:val="0"/>
-          <w:numId w:val="18"/>
+          <w:numId w:val="31"/>
         </w:numPr>
         <w:spacing w:lineRule="auto" w:line="276" w:before="0" w:after="80"/>
         <w:jc w:val="both"/>
@@ -969,7 +969,7 @@
         <w:pStyle w:val="ListParagraph"/>
         <w:numPr>
           <w:ilvl w:val="0"/>
-          <w:numId w:val="19"/>
+          <w:numId w:val="32"/>
         </w:numPr>
         <w:spacing w:lineRule="auto" w:line="276" w:before="0" w:after="80"/>
         <w:jc w:val="both"/>
@@ -992,7 +992,7 @@
         <w:pStyle w:val="ListParagraph"/>
         <w:numPr>
           <w:ilvl w:val="0"/>
-          <w:numId w:val="20"/>
+          <w:numId w:val="33"/>
         </w:numPr>
         <w:spacing w:lineRule="auto" w:line="276" w:before="0" w:after="80"/>
         <w:jc w:val="both"/>
@@ -1015,7 +1015,7 @@
         <w:pStyle w:val="ListParagraph"/>
         <w:numPr>
           <w:ilvl w:val="0"/>
-          <w:numId w:val="21"/>
+          <w:numId w:val="34"/>
         </w:numPr>
         <w:spacing w:lineRule="auto" w:line="276" w:before="0" w:after="80"/>
         <w:jc w:val="both"/>
@@ -1038,7 +1038,7 @@
         <w:pStyle w:val="ListParagraph"/>
         <w:numPr>
           <w:ilvl w:val="0"/>
-          <w:numId w:val="22"/>
+          <w:numId w:val="35"/>
         </w:numPr>
         <w:spacing w:lineRule="auto" w:line="276" w:before="0" w:after="80"/>
         <w:jc w:val="both"/>
@@ -1061,7 +1061,7 @@
         <w:pStyle w:val="ListParagraph"/>
         <w:numPr>
           <w:ilvl w:val="0"/>
-          <w:numId w:val="23"/>
+          <w:numId w:val="36"/>
         </w:numPr>
         <w:spacing w:lineRule="auto" w:line="276" w:before="0" w:after="80"/>
         <w:jc w:val="both"/>
@@ -1760,8 +1760,8 @@
         <w:tblLook w:val="04a0" w:noHBand="0" w:noVBand="1" w:firstColumn="1" w:lastRow="0" w:lastColumn="0" w:firstRow="1"/>
       </w:tblPr>
       <w:tblGrid>
-        <w:gridCol w:w="2198"/>
-        <w:gridCol w:w="2502"/>
+        <w:gridCol w:w="2197"/>
+        <w:gridCol w:w="2503"/>
         <w:gridCol w:w="4120"/>
       </w:tblGrid>
       <w:tr>
@@ -1770,7 +1770,7 @@
         </w:trPr>
         <w:tc>
           <w:tcPr>
-            <w:tcW w:w="2198" w:type="dxa"/>
+            <w:tcW w:w="2197" w:type="dxa"/>
             <w:tcBorders>
               <w:top w:val="single" w:sz="4" w:space="0" w:color="000000"/>
               <w:left w:val="single" w:sz="4" w:space="0" w:color="000000"/>
@@ -1797,7 +1797,7 @@
         </w:tc>
         <w:tc>
           <w:tcPr>
-            <w:tcW w:w="2502" w:type="dxa"/>
+            <w:tcW w:w="2503" w:type="dxa"/>
             <w:tcBorders>
               <w:top w:val="single" w:sz="4" w:space="0" w:color="000000"/>
               <w:left w:val="single" w:sz="4" w:space="0" w:color="000000"/>
@@ -1856,7 +1856,7 @@
         </w:trPr>
         <w:tc>
           <w:tcPr>
-            <w:tcW w:w="2198" w:type="dxa"/>
+            <w:tcW w:w="2197" w:type="dxa"/>
             <w:tcBorders>
               <w:top w:val="single" w:sz="4" w:space="0" w:color="000000"/>
               <w:left w:val="single" w:sz="4" w:space="0" w:color="000000"/>
@@ -1881,7 +1881,7 @@
         </w:tc>
         <w:tc>
           <w:tcPr>
-            <w:tcW w:w="2502" w:type="dxa"/>
+            <w:tcW w:w="2503" w:type="dxa"/>
             <w:tcBorders>
               <w:top w:val="single" w:sz="4" w:space="0" w:color="000000"/>
               <w:left w:val="single" w:sz="4" w:space="0" w:color="000000"/>
@@ -1936,7 +1936,7 @@
         </w:trPr>
         <w:tc>
           <w:tcPr>
-            <w:tcW w:w="2198" w:type="dxa"/>
+            <w:tcW w:w="2197" w:type="dxa"/>
             <w:tcBorders>
               <w:top w:val="single" w:sz="4" w:space="0" w:color="000000"/>
               <w:left w:val="single" w:sz="4" w:space="0" w:color="000000"/>
@@ -1961,7 +1961,7 @@
         </w:tc>
         <w:tc>
           <w:tcPr>
-            <w:tcW w:w="2502" w:type="dxa"/>
+            <w:tcW w:w="2503" w:type="dxa"/>
             <w:tcBorders>
               <w:top w:val="single" w:sz="4" w:space="0" w:color="000000"/>
               <w:left w:val="single" w:sz="4" w:space="0" w:color="000000"/>
@@ -2016,7 +2016,7 @@
         </w:trPr>
         <w:tc>
           <w:tcPr>
-            <w:tcW w:w="2198" w:type="dxa"/>
+            <w:tcW w:w="2197" w:type="dxa"/>
             <w:tcBorders>
               <w:top w:val="single" w:sz="4" w:space="0" w:color="000000"/>
               <w:left w:val="single" w:sz="4" w:space="0" w:color="000000"/>
@@ -2041,7 +2041,7 @@
         </w:tc>
         <w:tc>
           <w:tcPr>
-            <w:tcW w:w="2502" w:type="dxa"/>
+            <w:tcW w:w="2503" w:type="dxa"/>
             <w:tcBorders>
               <w:top w:val="single" w:sz="4" w:space="0" w:color="000000"/>
               <w:left w:val="single" w:sz="4" w:space="0" w:color="000000"/>
@@ -2096,7 +2096,7 @@
         </w:trPr>
         <w:tc>
           <w:tcPr>
-            <w:tcW w:w="2198" w:type="dxa"/>
+            <w:tcW w:w="2197" w:type="dxa"/>
             <w:tcBorders>
               <w:top w:val="single" w:sz="4" w:space="0" w:color="000000"/>
               <w:left w:val="single" w:sz="4" w:space="0" w:color="000000"/>
@@ -2121,7 +2121,7 @@
         </w:tc>
         <w:tc>
           <w:tcPr>
-            <w:tcW w:w="2502" w:type="dxa"/>
+            <w:tcW w:w="2503" w:type="dxa"/>
             <w:tcBorders>
               <w:top w:val="single" w:sz="4" w:space="0" w:color="000000"/>
               <w:left w:val="single" w:sz="4" w:space="0" w:color="000000"/>
@@ -2204,7 +2204,7 @@
         <w:pStyle w:val="ListParagraph"/>
         <w:numPr>
           <w:ilvl w:val="0"/>
-          <w:numId w:val="24"/>
+          <w:numId w:val="37"/>
         </w:numPr>
         <w:spacing w:lineRule="auto" w:line="276" w:before="0" w:after="80"/>
         <w:jc w:val="both"/>
@@ -2227,7 +2227,7 @@
         <w:pStyle w:val="ListParagraph"/>
         <w:numPr>
           <w:ilvl w:val="0"/>
-          <w:numId w:val="25"/>
+          <w:numId w:val="38"/>
         </w:numPr>
         <w:spacing w:lineRule="auto" w:line="276" w:before="0" w:after="80"/>
         <w:jc w:val="both"/>
@@ -2250,7 +2250,7 @@
         <w:pStyle w:val="ListParagraph"/>
         <w:numPr>
           <w:ilvl w:val="0"/>
-          <w:numId w:val="26"/>
+          <w:numId w:val="39"/>
         </w:numPr>
         <w:spacing w:lineRule="auto" w:line="276" w:before="0" w:after="80"/>
         <w:jc w:val="both"/>
@@ -2273,7 +2273,7 @@
         <w:pStyle w:val="ListParagraph"/>
         <w:numPr>
           <w:ilvl w:val="0"/>
-          <w:numId w:val="27"/>
+          <w:numId w:val="40"/>
         </w:numPr>
         <w:spacing w:lineRule="auto" w:line="276" w:before="0" w:after="80"/>
         <w:jc w:val="both"/>
@@ -2296,7 +2296,7 @@
         <w:pStyle w:val="ListParagraph"/>
         <w:numPr>
           <w:ilvl w:val="0"/>
-          <w:numId w:val="28"/>
+          <w:numId w:val="41"/>
         </w:numPr>
         <w:spacing w:lineRule="auto" w:line="276" w:before="0" w:after="80"/>
         <w:jc w:val="both"/>
@@ -2319,7 +2319,7 @@
         <w:pStyle w:val="ListParagraph"/>
         <w:numPr>
           <w:ilvl w:val="0"/>
-          <w:numId w:val="29"/>
+          <w:numId w:val="42"/>
         </w:numPr>
         <w:spacing w:lineRule="auto" w:line="276" w:before="0" w:after="80"/>
         <w:jc w:val="both"/>
@@ -2342,7 +2342,7 @@
         <w:pStyle w:val="ListParagraph"/>
         <w:numPr>
           <w:ilvl w:val="0"/>
-          <w:numId w:val="30"/>
+          <w:numId w:val="43"/>
         </w:numPr>
         <w:spacing w:lineRule="auto" w:line="276" w:before="0" w:after="80"/>
         <w:jc w:val="both"/>
@@ -4207,11 +4207,23 @@
         <w:t>Result: the Grover policy’s reported nDCG@10 matches exact cosine at three decimal places on both datasets. Paired differences are slightly negative, both confidence intervals include zero, and neither comparison is statistically significant. Grover circuits ran for 101 of 300 SciFact queries and 52 of 323 NFCorpus queries; other queries used the declared exact-cosine fallback because no candidate met the threshold. The study therefore reports no retrieval improvement or quantum advantage.</w:t>
       </w:r>
     </w:p>
+    <w:p>
+      <w:pPr>
+        <w:pStyle w:val="Normal"/>
+        <w:spacing w:lineRule="auto" w:line="276" w:before="0" w:after="120"/>
+        <w:ind w:left="540"/>
+        <w:jc w:val="both"/>
+        <w:rPr/>
+      </w:pPr>
+      <w:r>
+        <w:rPr/>
+      </w:r>
+    </w:p>
     <w:tbl>
       <w:tblPr>
-        <w:tblW w:w="8820" w:type="dxa"/>
+        <w:tblW w:w="8901" w:type="dxa"/>
         <w:jc w:val="left"/>
-        <w:tblInd w:w="541" w:type="dxa"/>
+        <w:tblInd w:w="460" w:type="dxa"/>
         <w:tblLayout w:type="fixed"/>
         <w:tblCellMar>
           <w:top w:w="60" w:type="dxa"/>
@@ -4222,11 +4234,11 @@
         <w:tblLook w:val="04a0" w:noHBand="0" w:noVBand="1" w:firstColumn="1" w:lastRow="0" w:lastColumn="0" w:firstRow="1"/>
       </w:tblPr>
       <w:tblGrid>
-        <w:gridCol w:w="1450"/>
-        <w:gridCol w:w="2100"/>
-        <w:gridCol w:w="2950"/>
-        <w:gridCol w:w="899"/>
-        <w:gridCol w:w="1421"/>
+        <w:gridCol w:w="1530"/>
+        <w:gridCol w:w="2099"/>
+        <w:gridCol w:w="2940"/>
+        <w:gridCol w:w="900"/>
+        <w:gridCol w:w="1432"/>
       </w:tblGrid>
       <w:tr>
         <w:trPr>
@@ -4234,7 +4246,7 @@
         </w:trPr>
         <w:tc>
           <w:tcPr>
-            <w:tcW w:w="1450" w:type="dxa"/>
+            <w:tcW w:w="1530" w:type="dxa"/>
             <w:tcBorders>
               <w:top w:val="single" w:sz="4" w:space="0" w:color="000000"/>
               <w:left w:val="single" w:sz="4" w:space="0" w:color="000000"/>
@@ -4261,7 +4273,7 @@
         </w:tc>
         <w:tc>
           <w:tcPr>
-            <w:tcW w:w="2100" w:type="dxa"/>
+            <w:tcW w:w="2099" w:type="dxa"/>
             <w:tcBorders>
               <w:top w:val="single" w:sz="4" w:space="0" w:color="000000"/>
               <w:left w:val="single" w:sz="4" w:space="0" w:color="000000"/>
@@ -4288,7 +4300,7 @@
         </w:tc>
         <w:tc>
           <w:tcPr>
-            <w:tcW w:w="2950" w:type="dxa"/>
+            <w:tcW w:w="2940" w:type="dxa"/>
             <w:tcBorders>
               <w:top w:val="single" w:sz="4" w:space="0" w:color="000000"/>
               <w:left w:val="single" w:sz="4" w:space="0" w:color="000000"/>
@@ -4315,7 +4327,7 @@
         </w:tc>
         <w:tc>
           <w:tcPr>
-            <w:tcW w:w="899" w:type="dxa"/>
+            <w:tcW w:w="900" w:type="dxa"/>
             <w:tcBorders>
               <w:top w:val="single" w:sz="4" w:space="0" w:color="000000"/>
               <w:left w:val="single" w:sz="4" w:space="0" w:color="000000"/>
@@ -4342,7 +4354,7 @@
         </w:tc>
         <w:tc>
           <w:tcPr>
-            <w:tcW w:w="1421" w:type="dxa"/>
+            <w:tcW w:w="1432" w:type="dxa"/>
             <w:tcBorders>
               <w:top w:val="single" w:sz="4" w:space="0" w:color="000000"/>
               <w:left w:val="single" w:sz="4" w:space="0" w:color="000000"/>
@@ -4374,7 +4386,7 @@
         </w:trPr>
         <w:tc>
           <w:tcPr>
-            <w:tcW w:w="1450" w:type="dxa"/>
+            <w:tcW w:w="1530" w:type="dxa"/>
             <w:tcBorders>
               <w:top w:val="single" w:sz="4" w:space="0" w:color="000000"/>
               <w:left w:val="single" w:sz="4" w:space="0" w:color="000000"/>
@@ -4399,7 +4411,7 @@
         </w:tc>
         <w:tc>
           <w:tcPr>
-            <w:tcW w:w="2100" w:type="dxa"/>
+            <w:tcW w:w="2099" w:type="dxa"/>
             <w:tcBorders>
               <w:top w:val="single" w:sz="4" w:space="0" w:color="000000"/>
               <w:left w:val="single" w:sz="4" w:space="0" w:color="000000"/>
@@ -4431,7 +4443,7 @@
         </w:tc>
         <w:tc>
           <w:tcPr>
-            <w:tcW w:w="2950" w:type="dxa"/>
+            <w:tcW w:w="2940" w:type="dxa"/>
             <w:tcBorders>
               <w:top w:val="single" w:sz="4" w:space="0" w:color="000000"/>
               <w:left w:val="single" w:sz="4" w:space="0" w:color="000000"/>
@@ -4456,7 +4468,7 @@
         </w:tc>
         <w:tc>
           <w:tcPr>
-            <w:tcW w:w="899" w:type="dxa"/>
+            <w:tcW w:w="900" w:type="dxa"/>
             <w:tcBorders>
               <w:top w:val="single" w:sz="4" w:space="0" w:color="000000"/>
               <w:left w:val="single" w:sz="4" w:space="0" w:color="000000"/>
@@ -4481,7 +4493,7 @@
         </w:tc>
         <w:tc>
           <w:tcPr>
-            <w:tcW w:w="1421" w:type="dxa"/>
+            <w:tcW w:w="1432" w:type="dxa"/>
             <w:tcBorders>
               <w:top w:val="single" w:sz="4" w:space="0" w:color="000000"/>
               <w:left w:val="single" w:sz="4" w:space="0" w:color="000000"/>
@@ -4511,7 +4523,7 @@
         </w:trPr>
         <w:tc>
           <w:tcPr>
-            <w:tcW w:w="1450" w:type="dxa"/>
+            <w:tcW w:w="1530" w:type="dxa"/>
             <w:tcBorders>
               <w:top w:val="single" w:sz="4" w:space="0" w:color="000000"/>
               <w:left w:val="single" w:sz="4" w:space="0" w:color="000000"/>
@@ -4536,7 +4548,7 @@
         </w:tc>
         <w:tc>
           <w:tcPr>
-            <w:tcW w:w="2100" w:type="dxa"/>
+            <w:tcW w:w="2099" w:type="dxa"/>
             <w:tcBorders>
               <w:top w:val="single" w:sz="4" w:space="0" w:color="000000"/>
               <w:left w:val="single" w:sz="4" w:space="0" w:color="000000"/>
@@ -4568,7 +4580,7 @@
         </w:tc>
         <w:tc>
           <w:tcPr>
-            <w:tcW w:w="2950" w:type="dxa"/>
+            <w:tcW w:w="2940" w:type="dxa"/>
             <w:tcBorders>
               <w:top w:val="single" w:sz="4" w:space="0" w:color="000000"/>
               <w:left w:val="single" w:sz="4" w:space="0" w:color="000000"/>
@@ -4593,7 +4605,7 @@
         </w:tc>
         <w:tc>
           <w:tcPr>
-            <w:tcW w:w="899" w:type="dxa"/>
+            <w:tcW w:w="900" w:type="dxa"/>
             <w:tcBorders>
               <w:top w:val="single" w:sz="4" w:space="0" w:color="000000"/>
               <w:left w:val="single" w:sz="4" w:space="0" w:color="000000"/>
@@ -4618,7 +4630,7 @@
         </w:tc>
         <w:tc>
           <w:tcPr>
-            <w:tcW w:w="1421" w:type="dxa"/>
+            <w:tcW w:w="1432" w:type="dxa"/>
             <w:tcBorders>
               <w:top w:val="single" w:sz="4" w:space="0" w:color="000000"/>
               <w:left w:val="single" w:sz="4" w:space="0" w:color="000000"/>
@@ -4643,6 +4655,18 @@
         </w:tc>
       </w:tr>
     </w:tbl>
+    <w:p>
+      <w:pPr>
+        <w:pStyle w:val="Normal"/>
+        <w:spacing w:lineRule="auto" w:line="276" w:before="0" w:after="120"/>
+        <w:ind w:left="540"/>
+        <w:jc w:val="both"/>
+        <w:rPr/>
+      </w:pPr>
+      <w:r>
+        <w:rPr/>
+      </w:r>
+    </w:p>
     <w:p>
       <w:pPr>
         <w:pStyle w:val="Normal"/>
@@ -5069,8 +5093,8 @@
         <w:tblLook w:val="04a0" w:noHBand="0" w:noVBand="1" w:firstColumn="1" w:lastRow="0" w:lastColumn="0" w:firstRow="1"/>
       </w:tblPr>
       <w:tblGrid>
-        <w:gridCol w:w="2198"/>
-        <w:gridCol w:w="2502"/>
+        <w:gridCol w:w="2197"/>
+        <w:gridCol w:w="2503"/>
         <w:gridCol w:w="4120"/>
       </w:tblGrid>
       <w:tr>
@@ -5079,7 +5103,7 @@
         </w:trPr>
         <w:tc>
           <w:tcPr>
-            <w:tcW w:w="2198" w:type="dxa"/>
+            <w:tcW w:w="2197" w:type="dxa"/>
             <w:tcBorders>
               <w:top w:val="single" w:sz="4" w:space="0" w:color="000000"/>
               <w:left w:val="single" w:sz="4" w:space="0" w:color="000000"/>
@@ -5106,7 +5130,7 @@
         </w:tc>
         <w:tc>
           <w:tcPr>
-            <w:tcW w:w="2502" w:type="dxa"/>
+            <w:tcW w:w="2503" w:type="dxa"/>
             <w:tcBorders>
               <w:top w:val="single" w:sz="4" w:space="0" w:color="000000"/>
               <w:left w:val="single" w:sz="4" w:space="0" w:color="000000"/>
@@ -5165,7 +5189,7 @@
         </w:trPr>
         <w:tc>
           <w:tcPr>
-            <w:tcW w:w="2198" w:type="dxa"/>
+            <w:tcW w:w="2197" w:type="dxa"/>
             <w:tcBorders>
               <w:top w:val="single" w:sz="4" w:space="0" w:color="000000"/>
               <w:left w:val="single" w:sz="4" w:space="0" w:color="000000"/>
@@ -5190,7 +5214,7 @@
         </w:tc>
         <w:tc>
           <w:tcPr>
-            <w:tcW w:w="2502" w:type="dxa"/>
+            <w:tcW w:w="2503" w:type="dxa"/>
             <w:tcBorders>
               <w:top w:val="single" w:sz="4" w:space="0" w:color="000000"/>
               <w:left w:val="single" w:sz="4" w:space="0" w:color="000000"/>
@@ -5245,7 +5269,7 @@
         </w:trPr>
         <w:tc>
           <w:tcPr>
-            <w:tcW w:w="2198" w:type="dxa"/>
+            <w:tcW w:w="2197" w:type="dxa"/>
             <w:tcBorders>
               <w:top w:val="single" w:sz="4" w:space="0" w:color="000000"/>
               <w:left w:val="single" w:sz="4" w:space="0" w:color="000000"/>
@@ -5270,7 +5294,7 @@
         </w:tc>
         <w:tc>
           <w:tcPr>
-            <w:tcW w:w="2502" w:type="dxa"/>
+            <w:tcW w:w="2503" w:type="dxa"/>
             <w:tcBorders>
               <w:top w:val="single" w:sz="4" w:space="0" w:color="000000"/>
               <w:left w:val="single" w:sz="4" w:space="0" w:color="000000"/>
@@ -5325,7 +5349,7 @@
         </w:trPr>
         <w:tc>
           <w:tcPr>
-            <w:tcW w:w="2198" w:type="dxa"/>
+            <w:tcW w:w="2197" w:type="dxa"/>
             <w:tcBorders>
               <w:top w:val="single" w:sz="4" w:space="0" w:color="000000"/>
               <w:left w:val="single" w:sz="4" w:space="0" w:color="000000"/>
@@ -5350,7 +5374,7 @@
         </w:tc>
         <w:tc>
           <w:tcPr>
-            <w:tcW w:w="2502" w:type="dxa"/>
+            <w:tcW w:w="2503" w:type="dxa"/>
             <w:tcBorders>
               <w:top w:val="single" w:sz="4" w:space="0" w:color="000000"/>
               <w:left w:val="single" w:sz="4" w:space="0" w:color="000000"/>
@@ -5405,7 +5429,7 @@
         </w:trPr>
         <w:tc>
           <w:tcPr>
-            <w:tcW w:w="2198" w:type="dxa"/>
+            <w:tcW w:w="2197" w:type="dxa"/>
             <w:tcBorders>
               <w:top w:val="single" w:sz="4" w:space="0" w:color="000000"/>
               <w:left w:val="single" w:sz="4" w:space="0" w:color="000000"/>
@@ -5430,7 +5454,7 @@
         </w:tc>
         <w:tc>
           <w:tcPr>
-            <w:tcW w:w="2502" w:type="dxa"/>
+            <w:tcW w:w="2503" w:type="dxa"/>
             <w:tcBorders>
               <w:top w:val="single" w:sz="4" w:space="0" w:color="000000"/>
               <w:left w:val="single" w:sz="4" w:space="0" w:color="000000"/>
@@ -5680,9 +5704,6 @@
         <w:rPr/>
         <w:t>This is a preliminary web search, not an exhaustive patent search, claim chart, novelty opinion, or freedom-to-operate analysis. These references are not all identical to QubitChat, but show prior art around RAG, document retrieval, quantum search, and Grover-based retrieval. A patent professional should review specific claims and official records before filing.</w:t>
       </w:r>
-      <w:r>
-        <w:br w:type="page"/>
-      </w:r>
     </w:p>
     <w:p>
       <w:pPr>
@@ -5692,21 +5713,26 @@
           <w:tab w:val="clear" w:pos="720"/>
           <w:tab w:val="left" w:pos="540" w:leader="none"/>
         </w:tabs>
-        <w:spacing w:before="0" w:after="120"/>
+        <w:spacing w:before="220" w:after="120"/>
         <w:ind w:hanging="540" w:left="540"/>
         <w:jc w:val="both"/>
         <w:rPr/>
       </w:pPr>
       <w:r>
         <w:rPr/>
-        <w:t>11) Identification of Inventor(s)</w:t>
+        <w:t>11) Provide Prior Art Search details of the invention</w:t>
       </w:r>
     </w:p>
     <w:p>
       <w:pPr>
         <w:pStyle w:val="Normal"/>
-        <w:spacing w:lineRule="auto" w:line="276" w:before="0" w:after="120"/>
-        <w:ind w:left="540"/>
+        <w:keepNext w:val="true"/>
+        <w:tabs>
+          <w:tab w:val="clear" w:pos="720"/>
+          <w:tab w:val="left" w:pos="540" w:leader="none"/>
+        </w:tabs>
+        <w:spacing w:before="0" w:after="120"/>
+        <w:ind w:hanging="0" w:left="540"/>
         <w:jc w:val="both"/>
         <w:rPr/>
       </w:pPr>
@@ -5730,8 +5756,8 @@
         <w:tblLook w:val="04a0" w:noHBand="0" w:noVBand="1" w:firstColumn="1" w:lastRow="0" w:lastColumn="0" w:firstRow="1"/>
       </w:tblPr>
       <w:tblGrid>
-        <w:gridCol w:w="748"/>
-        <w:gridCol w:w="2502"/>
+        <w:gridCol w:w="747"/>
+        <w:gridCol w:w="2503"/>
         <w:gridCol w:w="1698"/>
         <w:gridCol w:w="1450"/>
         <w:gridCol w:w="2422"/>
@@ -5742,7 +5768,7 @@
         </w:trPr>
         <w:tc>
           <w:tcPr>
-            <w:tcW w:w="748" w:type="dxa"/>
+            <w:tcW w:w="747" w:type="dxa"/>
             <w:tcBorders>
               <w:top w:val="single" w:sz="4" w:space="0" w:color="000000"/>
               <w:left w:val="single" w:sz="4" w:space="0" w:color="000000"/>
@@ -5769,7 +5795,7 @@
         </w:tc>
         <w:tc>
           <w:tcPr>
-            <w:tcW w:w="2502" w:type="dxa"/>
+            <w:tcW w:w="2503" w:type="dxa"/>
             <w:tcBorders>
               <w:top w:val="single" w:sz="4" w:space="0" w:color="000000"/>
               <w:left w:val="single" w:sz="4" w:space="0" w:color="000000"/>
@@ -5882,7 +5908,7 @@
         </w:trPr>
         <w:tc>
           <w:tcPr>
-            <w:tcW w:w="748" w:type="dxa"/>
+            <w:tcW w:w="747" w:type="dxa"/>
             <w:tcBorders>
               <w:top w:val="single" w:sz="4" w:space="0" w:color="000000"/>
               <w:left w:val="single" w:sz="4" w:space="0" w:color="000000"/>
@@ -5907,7 +5933,7 @@
         </w:tc>
         <w:tc>
           <w:tcPr>
-            <w:tcW w:w="2502" w:type="dxa"/>
+            <w:tcW w:w="2503" w:type="dxa"/>
             <w:tcBorders>
               <w:top w:val="single" w:sz="4" w:space="0" w:color="000000"/>
               <w:left w:val="single" w:sz="4" w:space="0" w:color="000000"/>
@@ -6012,7 +6038,7 @@
         </w:trPr>
         <w:tc>
           <w:tcPr>
-            <w:tcW w:w="748" w:type="dxa"/>
+            <w:tcW w:w="747" w:type="dxa"/>
             <w:tcBorders>
               <w:top w:val="single" w:sz="4" w:space="0" w:color="000000"/>
               <w:left w:val="single" w:sz="4" w:space="0" w:color="000000"/>
@@ -6037,7 +6063,7 @@
         </w:tc>
         <w:tc>
           <w:tcPr>
-            <w:tcW w:w="2502" w:type="dxa"/>
+            <w:tcW w:w="2503" w:type="dxa"/>
             <w:tcBorders>
               <w:top w:val="single" w:sz="4" w:space="0" w:color="000000"/>
               <w:left w:val="single" w:sz="4" w:space="0" w:color="000000"/>
@@ -6081,7 +6107,14 @@
                 <w:sz w:val="21"/>
                 <w:szCs w:val="21"/>
               </w:rPr>
-              <w:t>AP23110010833</w:t>
+              <w:t>AP23110010</w:t>
+            </w:r>
+            <w:r>
+              <w:rPr>
+                <w:sz w:val="21"/>
+                <w:szCs w:val="21"/>
+              </w:rPr>
+              <w:t>058</w:t>
             </w:r>
           </w:p>
         </w:tc>
@@ -6142,7 +6175,7 @@
         </w:trPr>
         <w:tc>
           <w:tcPr>
-            <w:tcW w:w="748" w:type="dxa"/>
+            <w:tcW w:w="747" w:type="dxa"/>
             <w:tcBorders>
               <w:top w:val="single" w:sz="4" w:space="0" w:color="000000"/>
               <w:left w:val="single" w:sz="4" w:space="0" w:color="000000"/>
@@ -6167,7 +6200,7 @@
         </w:tc>
         <w:tc>
           <w:tcPr>
-            <w:tcW w:w="2502" w:type="dxa"/>
+            <w:tcW w:w="2503" w:type="dxa"/>
             <w:tcBorders>
               <w:top w:val="single" w:sz="4" w:space="0" w:color="000000"/>
               <w:left w:val="single" w:sz="4" w:space="0" w:color="000000"/>
@@ -6211,7 +6244,14 @@
                 <w:sz w:val="21"/>
                 <w:szCs w:val="21"/>
               </w:rPr>
-              <w:t>AP23110010221</w:t>
+              <w:t>AP23110011</w:t>
+            </w:r>
+            <w:r>
+              <w:rPr>
+                <w:sz w:val="21"/>
+                <w:szCs w:val="21"/>
+              </w:rPr>
+              <w:t>061</w:t>
             </w:r>
           </w:p>
         </w:tc>
@@ -6272,7 +6312,7 @@
         </w:trPr>
         <w:tc>
           <w:tcPr>
-            <w:tcW w:w="748" w:type="dxa"/>
+            <w:tcW w:w="747" w:type="dxa"/>
             <w:tcBorders>
               <w:top w:val="single" w:sz="4" w:space="0" w:color="000000"/>
               <w:left w:val="single" w:sz="4" w:space="0" w:color="000000"/>
@@ -6297,7 +6337,7 @@
         </w:tc>
         <w:tc>
           <w:tcPr>
-            <w:tcW w:w="2502" w:type="dxa"/>
+            <w:tcW w:w="2503" w:type="dxa"/>
             <w:tcBorders>
               <w:top w:val="single" w:sz="4" w:space="0" w:color="000000"/>
               <w:left w:val="single" w:sz="4" w:space="0" w:color="000000"/>
@@ -6819,7 +6859,7 @@
                   <w:drawing>
                     <wp:inline distT="0" distB="0" distL="0" distR="0">
                       <wp:extent cx="884555" cy="938530"/>
-                      <wp:effectExtent l="287655" t="233680" r="287020" b="0"/>
+                      <wp:effectExtent l="286385" t="234950" r="287020" b="0"/>
                       <wp:docPr id="13" name="signature-guide.png" descr="Dr. Naga Sravanthi Puppala guide signature"/>
                       <a:graphic xmlns:a="http://schemas.openxmlformats.org/drawingml/2006/main">
                         <a:graphicData uri="http://schemas.openxmlformats.org/drawingml/2006/picture">
@@ -6871,7 +6911,7 @@
                       <v:path o:extrusionok="f" gradientshapeok="t" o:connecttype="rect"/>
                       <o:lock v:ext="edit" aspectratio="t"/>
                     </v:shapetype>
-                    <v:shape id="shape_0" ID="signature-guide.png" stroked="f" o:allowincell="f" style="position:absolute;margin-left:2.1pt;margin-top:-109.35pt;width:69.6pt;height:73.85pt;mso-wrap-style:none;v-text-anchor:middle;rotation:90" type="_x0000_t75">
+                    <v:shape id="shape_0" ID="signature-guide.png" stroked="f" o:allowincell="f" style="position:absolute;margin-left:2.1pt;margin-top:-94.5pt;width:69.6pt;height:73.85pt;mso-wrap-style:none;v-text-anchor:middle;rotation:90;mso-position-vertical:top" type="_x0000_t75">
                       <v:imagedata r:id="rId21" o:detectmouseclick="t"/>
                       <v:stroke color="#3465a4" joinstyle="round" endcap="flat"/>
                       <w10:wrap type="square"/>
@@ -8136,6 +8176,1553 @@
   <w:abstractNum w:abstractNumId="9">
     <w:lvl w:ilvl="0">
       <w:start w:val="1"/>
+      <w:numFmt w:val="decimal"/>
+      <w:lvlText w:val="%1."/>
+      <w:lvlJc w:val="left"/>
+      <w:pPr>
+        <w:tabs>
+          <w:tab w:val="num" w:pos="0"/>
+        </w:tabs>
+        <w:ind w:left="1000" w:hanging="400"/>
+      </w:pPr>
+      <w:rPr/>
+    </w:lvl>
+    <w:lvl w:ilvl="1">
+      <w:start w:val="0"/>
+      <w:numFmt w:val="decimal"/>
+      <w:lvlText w:val=""/>
+      <w:lvlJc w:val="left"/>
+      <w:pPr>
+        <w:tabs>
+          <w:tab w:val="num" w:pos="0"/>
+        </w:tabs>
+        <w:ind w:left="0" w:hanging="0"/>
+      </w:pPr>
+      <w:rPr/>
+    </w:lvl>
+    <w:lvl w:ilvl="2">
+      <w:start w:val="0"/>
+      <w:numFmt w:val="decimal"/>
+      <w:lvlText w:val=""/>
+      <w:lvlJc w:val="left"/>
+      <w:pPr>
+        <w:tabs>
+          <w:tab w:val="num" w:pos="0"/>
+        </w:tabs>
+        <w:ind w:left="0" w:hanging="0"/>
+      </w:pPr>
+      <w:rPr/>
+    </w:lvl>
+    <w:lvl w:ilvl="3">
+      <w:start w:val="0"/>
+      <w:numFmt w:val="decimal"/>
+      <w:lvlText w:val=""/>
+      <w:lvlJc w:val="left"/>
+      <w:pPr>
+        <w:tabs>
+          <w:tab w:val="num" w:pos="0"/>
+        </w:tabs>
+        <w:ind w:left="0" w:hanging="0"/>
+      </w:pPr>
+      <w:rPr/>
+    </w:lvl>
+    <w:lvl w:ilvl="4">
+      <w:start w:val="0"/>
+      <w:numFmt w:val="decimal"/>
+      <w:lvlText w:val=""/>
+      <w:lvlJc w:val="left"/>
+      <w:pPr>
+        <w:tabs>
+          <w:tab w:val="num" w:pos="0"/>
+        </w:tabs>
+        <w:ind w:left="0" w:hanging="0"/>
+      </w:pPr>
+      <w:rPr/>
+    </w:lvl>
+    <w:lvl w:ilvl="5">
+      <w:start w:val="0"/>
+      <w:numFmt w:val="decimal"/>
+      <w:lvlText w:val=""/>
+      <w:lvlJc w:val="left"/>
+      <w:pPr>
+        <w:tabs>
+          <w:tab w:val="num" w:pos="0"/>
+        </w:tabs>
+        <w:ind w:left="0" w:hanging="0"/>
+      </w:pPr>
+      <w:rPr/>
+    </w:lvl>
+    <w:lvl w:ilvl="6">
+      <w:start w:val="0"/>
+      <w:numFmt w:val="decimal"/>
+      <w:lvlText w:val=""/>
+      <w:lvlJc w:val="left"/>
+      <w:pPr>
+        <w:tabs>
+          <w:tab w:val="num" w:pos="0"/>
+        </w:tabs>
+        <w:ind w:left="0" w:hanging="0"/>
+      </w:pPr>
+      <w:rPr/>
+    </w:lvl>
+    <w:lvl w:ilvl="7">
+      <w:start w:val="0"/>
+      <w:numFmt w:val="decimal"/>
+      <w:lvlText w:val=""/>
+      <w:lvlJc w:val="left"/>
+      <w:pPr>
+        <w:tabs>
+          <w:tab w:val="num" w:pos="0"/>
+        </w:tabs>
+        <w:ind w:left="0" w:hanging="0"/>
+      </w:pPr>
+      <w:rPr/>
+    </w:lvl>
+    <w:lvl w:ilvl="8">
+      <w:start w:val="0"/>
+      <w:numFmt w:val="decimal"/>
+      <w:lvlText w:val=""/>
+      <w:lvlJc w:val="left"/>
+      <w:pPr>
+        <w:tabs>
+          <w:tab w:val="num" w:pos="0"/>
+        </w:tabs>
+        <w:ind w:left="0" w:hanging="0"/>
+      </w:pPr>
+      <w:rPr/>
+    </w:lvl>
+  </w:abstractNum>
+  <w:abstractNum w:abstractNumId="10">
+    <w:lvl w:ilvl="0">
+      <w:start w:val="1"/>
+      <w:numFmt w:val="decimal"/>
+      <w:lvlText w:val="%1."/>
+      <w:lvlJc w:val="left"/>
+      <w:pPr>
+        <w:tabs>
+          <w:tab w:val="num" w:pos="0"/>
+        </w:tabs>
+        <w:ind w:left="1000" w:hanging="400"/>
+      </w:pPr>
+      <w:rPr/>
+    </w:lvl>
+    <w:lvl w:ilvl="1">
+      <w:start w:val="0"/>
+      <w:numFmt w:val="decimal"/>
+      <w:lvlText w:val=""/>
+      <w:lvlJc w:val="left"/>
+      <w:pPr>
+        <w:tabs>
+          <w:tab w:val="num" w:pos="0"/>
+        </w:tabs>
+        <w:ind w:left="0" w:hanging="0"/>
+      </w:pPr>
+      <w:rPr/>
+    </w:lvl>
+    <w:lvl w:ilvl="2">
+      <w:start w:val="0"/>
+      <w:numFmt w:val="decimal"/>
+      <w:lvlText w:val=""/>
+      <w:lvlJc w:val="left"/>
+      <w:pPr>
+        <w:tabs>
+          <w:tab w:val="num" w:pos="0"/>
+        </w:tabs>
+        <w:ind w:left="0" w:hanging="0"/>
+      </w:pPr>
+      <w:rPr/>
+    </w:lvl>
+    <w:lvl w:ilvl="3">
+      <w:start w:val="0"/>
+      <w:numFmt w:val="decimal"/>
+      <w:lvlText w:val=""/>
+      <w:lvlJc w:val="left"/>
+      <w:pPr>
+        <w:tabs>
+          <w:tab w:val="num" w:pos="0"/>
+        </w:tabs>
+        <w:ind w:left="0" w:hanging="0"/>
+      </w:pPr>
+      <w:rPr/>
+    </w:lvl>
+    <w:lvl w:ilvl="4">
+      <w:start w:val="0"/>
+      <w:numFmt w:val="decimal"/>
+      <w:lvlText w:val=""/>
+      <w:lvlJc w:val="left"/>
+      <w:pPr>
+        <w:tabs>
+          <w:tab w:val="num" w:pos="0"/>
+        </w:tabs>
+        <w:ind w:left="0" w:hanging="0"/>
+      </w:pPr>
+      <w:rPr/>
+    </w:lvl>
+    <w:lvl w:ilvl="5">
+      <w:start w:val="0"/>
+      <w:numFmt w:val="decimal"/>
+      <w:lvlText w:val=""/>
+      <w:lvlJc w:val="left"/>
+      <w:pPr>
+        <w:tabs>
+          <w:tab w:val="num" w:pos="0"/>
+        </w:tabs>
+        <w:ind w:left="0" w:hanging="0"/>
+      </w:pPr>
+      <w:rPr/>
+    </w:lvl>
+    <w:lvl w:ilvl="6">
+      <w:start w:val="0"/>
+      <w:numFmt w:val="decimal"/>
+      <w:lvlText w:val=""/>
+      <w:lvlJc w:val="left"/>
+      <w:pPr>
+        <w:tabs>
+          <w:tab w:val="num" w:pos="0"/>
+        </w:tabs>
+        <w:ind w:left="0" w:hanging="0"/>
+      </w:pPr>
+      <w:rPr/>
+    </w:lvl>
+    <w:lvl w:ilvl="7">
+      <w:start w:val="0"/>
+      <w:numFmt w:val="decimal"/>
+      <w:lvlText w:val=""/>
+      <w:lvlJc w:val="left"/>
+      <w:pPr>
+        <w:tabs>
+          <w:tab w:val="num" w:pos="0"/>
+        </w:tabs>
+        <w:ind w:left="0" w:hanging="0"/>
+      </w:pPr>
+      <w:rPr/>
+    </w:lvl>
+    <w:lvl w:ilvl="8">
+      <w:start w:val="0"/>
+      <w:numFmt w:val="decimal"/>
+      <w:lvlText w:val=""/>
+      <w:lvlJc w:val="left"/>
+      <w:pPr>
+        <w:tabs>
+          <w:tab w:val="num" w:pos="0"/>
+        </w:tabs>
+        <w:ind w:left="0" w:hanging="0"/>
+      </w:pPr>
+      <w:rPr/>
+    </w:lvl>
+  </w:abstractNum>
+  <w:abstractNum w:abstractNumId="11">
+    <w:lvl w:ilvl="0">
+      <w:start w:val="1"/>
+      <w:numFmt w:val="decimal"/>
+      <w:lvlText w:val="%1."/>
+      <w:lvlJc w:val="left"/>
+      <w:pPr>
+        <w:tabs>
+          <w:tab w:val="num" w:pos="0"/>
+        </w:tabs>
+        <w:ind w:left="1000" w:hanging="400"/>
+      </w:pPr>
+      <w:rPr/>
+    </w:lvl>
+    <w:lvl w:ilvl="1">
+      <w:start w:val="0"/>
+      <w:numFmt w:val="decimal"/>
+      <w:lvlText w:val=""/>
+      <w:lvlJc w:val="left"/>
+      <w:pPr>
+        <w:tabs>
+          <w:tab w:val="num" w:pos="0"/>
+        </w:tabs>
+        <w:ind w:left="0" w:hanging="0"/>
+      </w:pPr>
+      <w:rPr/>
+    </w:lvl>
+    <w:lvl w:ilvl="2">
+      <w:start w:val="0"/>
+      <w:numFmt w:val="decimal"/>
+      <w:lvlText w:val=""/>
+      <w:lvlJc w:val="left"/>
+      <w:pPr>
+        <w:tabs>
+          <w:tab w:val="num" w:pos="0"/>
+        </w:tabs>
+        <w:ind w:left="0" w:hanging="0"/>
+      </w:pPr>
+      <w:rPr/>
+    </w:lvl>
+    <w:lvl w:ilvl="3">
+      <w:start w:val="0"/>
+      <w:numFmt w:val="decimal"/>
+      <w:lvlText w:val=""/>
+      <w:lvlJc w:val="left"/>
+      <w:pPr>
+        <w:tabs>
+          <w:tab w:val="num" w:pos="0"/>
+        </w:tabs>
+        <w:ind w:left="0" w:hanging="0"/>
+      </w:pPr>
+      <w:rPr/>
+    </w:lvl>
+    <w:lvl w:ilvl="4">
+      <w:start w:val="0"/>
+      <w:numFmt w:val="decimal"/>
+      <w:lvlText w:val=""/>
+      <w:lvlJc w:val="left"/>
+      <w:pPr>
+        <w:tabs>
+          <w:tab w:val="num" w:pos="0"/>
+        </w:tabs>
+        <w:ind w:left="0" w:hanging="0"/>
+      </w:pPr>
+      <w:rPr/>
+    </w:lvl>
+    <w:lvl w:ilvl="5">
+      <w:start w:val="0"/>
+      <w:numFmt w:val="decimal"/>
+      <w:lvlText w:val=""/>
+      <w:lvlJc w:val="left"/>
+      <w:pPr>
+        <w:tabs>
+          <w:tab w:val="num" w:pos="0"/>
+        </w:tabs>
+        <w:ind w:left="0" w:hanging="0"/>
+      </w:pPr>
+      <w:rPr/>
+    </w:lvl>
+    <w:lvl w:ilvl="6">
+      <w:start w:val="0"/>
+      <w:numFmt w:val="decimal"/>
+      <w:lvlText w:val=""/>
+      <w:lvlJc w:val="left"/>
+      <w:pPr>
+        <w:tabs>
+          <w:tab w:val="num" w:pos="0"/>
+        </w:tabs>
+        <w:ind w:left="0" w:hanging="0"/>
+      </w:pPr>
+      <w:rPr/>
+    </w:lvl>
+    <w:lvl w:ilvl="7">
+      <w:start w:val="0"/>
+      <w:numFmt w:val="decimal"/>
+      <w:lvlText w:val=""/>
+      <w:lvlJc w:val="left"/>
+      <w:pPr>
+        <w:tabs>
+          <w:tab w:val="num" w:pos="0"/>
+        </w:tabs>
+        <w:ind w:left="0" w:hanging="0"/>
+      </w:pPr>
+      <w:rPr/>
+    </w:lvl>
+    <w:lvl w:ilvl="8">
+      <w:start w:val="0"/>
+      <w:numFmt w:val="decimal"/>
+      <w:lvlText w:val=""/>
+      <w:lvlJc w:val="left"/>
+      <w:pPr>
+        <w:tabs>
+          <w:tab w:val="num" w:pos="0"/>
+        </w:tabs>
+        <w:ind w:left="0" w:hanging="0"/>
+      </w:pPr>
+      <w:rPr/>
+    </w:lvl>
+  </w:abstractNum>
+  <w:abstractNum w:abstractNumId="12">
+    <w:lvl w:ilvl="0">
+      <w:start w:val="1"/>
+      <w:numFmt w:val="decimal"/>
+      <w:lvlText w:val="%1."/>
+      <w:lvlJc w:val="left"/>
+      <w:pPr>
+        <w:tabs>
+          <w:tab w:val="num" w:pos="0"/>
+        </w:tabs>
+        <w:ind w:left="1000" w:hanging="400"/>
+      </w:pPr>
+      <w:rPr/>
+    </w:lvl>
+    <w:lvl w:ilvl="1">
+      <w:start w:val="0"/>
+      <w:numFmt w:val="decimal"/>
+      <w:lvlText w:val=""/>
+      <w:lvlJc w:val="left"/>
+      <w:pPr>
+        <w:tabs>
+          <w:tab w:val="num" w:pos="0"/>
+        </w:tabs>
+        <w:ind w:left="0" w:hanging="0"/>
+      </w:pPr>
+      <w:rPr/>
+    </w:lvl>
+    <w:lvl w:ilvl="2">
+      <w:start w:val="0"/>
+      <w:numFmt w:val="decimal"/>
+      <w:lvlText w:val=""/>
+      <w:lvlJc w:val="left"/>
+      <w:pPr>
+        <w:tabs>
+          <w:tab w:val="num" w:pos="0"/>
+        </w:tabs>
+        <w:ind w:left="0" w:hanging="0"/>
+      </w:pPr>
+      <w:rPr/>
+    </w:lvl>
+    <w:lvl w:ilvl="3">
+      <w:start w:val="0"/>
+      <w:numFmt w:val="decimal"/>
+      <w:lvlText w:val=""/>
+      <w:lvlJc w:val="left"/>
+      <w:pPr>
+        <w:tabs>
+          <w:tab w:val="num" w:pos="0"/>
+        </w:tabs>
+        <w:ind w:left="0" w:hanging="0"/>
+      </w:pPr>
+      <w:rPr/>
+    </w:lvl>
+    <w:lvl w:ilvl="4">
+      <w:start w:val="0"/>
+      <w:numFmt w:val="decimal"/>
+      <w:lvlText w:val=""/>
+      <w:lvlJc w:val="left"/>
+      <w:pPr>
+        <w:tabs>
+          <w:tab w:val="num" w:pos="0"/>
+        </w:tabs>
+        <w:ind w:left="0" w:hanging="0"/>
+      </w:pPr>
+      <w:rPr/>
+    </w:lvl>
+    <w:lvl w:ilvl="5">
+      <w:start w:val="0"/>
+      <w:numFmt w:val="decimal"/>
+      <w:lvlText w:val=""/>
+      <w:lvlJc w:val="left"/>
+      <w:pPr>
+        <w:tabs>
+          <w:tab w:val="num" w:pos="0"/>
+        </w:tabs>
+        <w:ind w:left="0" w:hanging="0"/>
+      </w:pPr>
+      <w:rPr/>
+    </w:lvl>
+    <w:lvl w:ilvl="6">
+      <w:start w:val="0"/>
+      <w:numFmt w:val="decimal"/>
+      <w:lvlText w:val=""/>
+      <w:lvlJc w:val="left"/>
+      <w:pPr>
+        <w:tabs>
+          <w:tab w:val="num" w:pos="0"/>
+        </w:tabs>
+        <w:ind w:left="0" w:hanging="0"/>
+      </w:pPr>
+      <w:rPr/>
+    </w:lvl>
+    <w:lvl w:ilvl="7">
+      <w:start w:val="0"/>
+      <w:numFmt w:val="decimal"/>
+      <w:lvlText w:val=""/>
+      <w:lvlJc w:val="left"/>
+      <w:pPr>
+        <w:tabs>
+          <w:tab w:val="num" w:pos="0"/>
+        </w:tabs>
+        <w:ind w:left="0" w:hanging="0"/>
+      </w:pPr>
+      <w:rPr/>
+    </w:lvl>
+    <w:lvl w:ilvl="8">
+      <w:start w:val="0"/>
+      <w:numFmt w:val="decimal"/>
+      <w:lvlText w:val=""/>
+      <w:lvlJc w:val="left"/>
+      <w:pPr>
+        <w:tabs>
+          <w:tab w:val="num" w:pos="0"/>
+        </w:tabs>
+        <w:ind w:left="0" w:hanging="0"/>
+      </w:pPr>
+      <w:rPr/>
+    </w:lvl>
+  </w:abstractNum>
+  <w:abstractNum w:abstractNumId="13">
+    <w:lvl w:ilvl="0">
+      <w:start w:val="1"/>
+      <w:numFmt w:val="decimal"/>
+      <w:lvlText w:val="%1."/>
+      <w:lvlJc w:val="left"/>
+      <w:pPr>
+        <w:tabs>
+          <w:tab w:val="num" w:pos="0"/>
+        </w:tabs>
+        <w:ind w:left="1000" w:hanging="400"/>
+      </w:pPr>
+      <w:rPr/>
+    </w:lvl>
+    <w:lvl w:ilvl="1">
+      <w:start w:val="0"/>
+      <w:numFmt w:val="decimal"/>
+      <w:lvlText w:val=""/>
+      <w:lvlJc w:val="left"/>
+      <w:pPr>
+        <w:tabs>
+          <w:tab w:val="num" w:pos="0"/>
+        </w:tabs>
+        <w:ind w:left="0" w:hanging="0"/>
+      </w:pPr>
+      <w:rPr/>
+    </w:lvl>
+    <w:lvl w:ilvl="2">
+      <w:start w:val="0"/>
+      <w:numFmt w:val="decimal"/>
+      <w:lvlText w:val=""/>
+      <w:lvlJc w:val="left"/>
+      <w:pPr>
+        <w:tabs>
+          <w:tab w:val="num" w:pos="0"/>
+        </w:tabs>
+        <w:ind w:left="0" w:hanging="0"/>
+      </w:pPr>
+      <w:rPr/>
+    </w:lvl>
+    <w:lvl w:ilvl="3">
+      <w:start w:val="0"/>
+      <w:numFmt w:val="decimal"/>
+      <w:lvlText w:val=""/>
+      <w:lvlJc w:val="left"/>
+      <w:pPr>
+        <w:tabs>
+          <w:tab w:val="num" w:pos="0"/>
+        </w:tabs>
+        <w:ind w:left="0" w:hanging="0"/>
+      </w:pPr>
+      <w:rPr/>
+    </w:lvl>
+    <w:lvl w:ilvl="4">
+      <w:start w:val="0"/>
+      <w:numFmt w:val="decimal"/>
+      <w:lvlText w:val=""/>
+      <w:lvlJc w:val="left"/>
+      <w:pPr>
+        <w:tabs>
+          <w:tab w:val="num" w:pos="0"/>
+        </w:tabs>
+        <w:ind w:left="0" w:hanging="0"/>
+      </w:pPr>
+      <w:rPr/>
+    </w:lvl>
+    <w:lvl w:ilvl="5">
+      <w:start w:val="0"/>
+      <w:numFmt w:val="decimal"/>
+      <w:lvlText w:val=""/>
+      <w:lvlJc w:val="left"/>
+      <w:pPr>
+        <w:tabs>
+          <w:tab w:val="num" w:pos="0"/>
+        </w:tabs>
+        <w:ind w:left="0" w:hanging="0"/>
+      </w:pPr>
+      <w:rPr/>
+    </w:lvl>
+    <w:lvl w:ilvl="6">
+      <w:start w:val="0"/>
+      <w:numFmt w:val="decimal"/>
+      <w:lvlText w:val=""/>
+      <w:lvlJc w:val="left"/>
+      <w:pPr>
+        <w:tabs>
+          <w:tab w:val="num" w:pos="0"/>
+        </w:tabs>
+        <w:ind w:left="0" w:hanging="0"/>
+      </w:pPr>
+      <w:rPr/>
+    </w:lvl>
+    <w:lvl w:ilvl="7">
+      <w:start w:val="0"/>
+      <w:numFmt w:val="decimal"/>
+      <w:lvlText w:val=""/>
+      <w:lvlJc w:val="left"/>
+      <w:pPr>
+        <w:tabs>
+          <w:tab w:val="num" w:pos="0"/>
+        </w:tabs>
+        <w:ind w:left="0" w:hanging="0"/>
+      </w:pPr>
+      <w:rPr/>
+    </w:lvl>
+    <w:lvl w:ilvl="8">
+      <w:start w:val="0"/>
+      <w:numFmt w:val="decimal"/>
+      <w:lvlText w:val=""/>
+      <w:lvlJc w:val="left"/>
+      <w:pPr>
+        <w:tabs>
+          <w:tab w:val="num" w:pos="0"/>
+        </w:tabs>
+        <w:ind w:left="0" w:hanging="0"/>
+      </w:pPr>
+      <w:rPr/>
+    </w:lvl>
+  </w:abstractNum>
+  <w:abstractNum w:abstractNumId="14">
+    <w:lvl w:ilvl="0">
+      <w:start w:val="1"/>
+      <w:numFmt w:val="decimal"/>
+      <w:lvlText w:val="%1."/>
+      <w:lvlJc w:val="left"/>
+      <w:pPr>
+        <w:tabs>
+          <w:tab w:val="num" w:pos="0"/>
+        </w:tabs>
+        <w:ind w:left="1000" w:hanging="400"/>
+      </w:pPr>
+      <w:rPr/>
+    </w:lvl>
+    <w:lvl w:ilvl="1">
+      <w:start w:val="0"/>
+      <w:numFmt w:val="decimal"/>
+      <w:lvlText w:val=""/>
+      <w:lvlJc w:val="left"/>
+      <w:pPr>
+        <w:tabs>
+          <w:tab w:val="num" w:pos="0"/>
+        </w:tabs>
+        <w:ind w:left="0" w:hanging="0"/>
+      </w:pPr>
+      <w:rPr/>
+    </w:lvl>
+    <w:lvl w:ilvl="2">
+      <w:start w:val="0"/>
+      <w:numFmt w:val="decimal"/>
+      <w:lvlText w:val=""/>
+      <w:lvlJc w:val="left"/>
+      <w:pPr>
+        <w:tabs>
+          <w:tab w:val="num" w:pos="0"/>
+        </w:tabs>
+        <w:ind w:left="0" w:hanging="0"/>
+      </w:pPr>
+      <w:rPr/>
+    </w:lvl>
+    <w:lvl w:ilvl="3">
+      <w:start w:val="0"/>
+      <w:numFmt w:val="decimal"/>
+      <w:lvlText w:val=""/>
+      <w:lvlJc w:val="left"/>
+      <w:pPr>
+        <w:tabs>
+          <w:tab w:val="num" w:pos="0"/>
+        </w:tabs>
+        <w:ind w:left="0" w:hanging="0"/>
+      </w:pPr>
+      <w:rPr/>
+    </w:lvl>
+    <w:lvl w:ilvl="4">
+      <w:start w:val="0"/>
+      <w:numFmt w:val="decimal"/>
+      <w:lvlText w:val=""/>
+      <w:lvlJc w:val="left"/>
+      <w:pPr>
+        <w:tabs>
+          <w:tab w:val="num" w:pos="0"/>
+        </w:tabs>
+        <w:ind w:left="0" w:hanging="0"/>
+      </w:pPr>
+      <w:rPr/>
+    </w:lvl>
+    <w:lvl w:ilvl="5">
+      <w:start w:val="0"/>
+      <w:numFmt w:val="decimal"/>
+      <w:lvlText w:val=""/>
+      <w:lvlJc w:val="left"/>
+      <w:pPr>
+        <w:tabs>
+          <w:tab w:val="num" w:pos="0"/>
+        </w:tabs>
+        <w:ind w:left="0" w:hanging="0"/>
+      </w:pPr>
+      <w:rPr/>
+    </w:lvl>
+    <w:lvl w:ilvl="6">
+      <w:start w:val="0"/>
+      <w:numFmt w:val="decimal"/>
+      <w:lvlText w:val=""/>
+      <w:lvlJc w:val="left"/>
+      <w:pPr>
+        <w:tabs>
+          <w:tab w:val="num" w:pos="0"/>
+        </w:tabs>
+        <w:ind w:left="0" w:hanging="0"/>
+      </w:pPr>
+      <w:rPr/>
+    </w:lvl>
+    <w:lvl w:ilvl="7">
+      <w:start w:val="0"/>
+      <w:numFmt w:val="decimal"/>
+      <w:lvlText w:val=""/>
+      <w:lvlJc w:val="left"/>
+      <w:pPr>
+        <w:tabs>
+          <w:tab w:val="num" w:pos="0"/>
+        </w:tabs>
+        <w:ind w:left="0" w:hanging="0"/>
+      </w:pPr>
+      <w:rPr/>
+    </w:lvl>
+    <w:lvl w:ilvl="8">
+      <w:start w:val="0"/>
+      <w:numFmt w:val="decimal"/>
+      <w:lvlText w:val=""/>
+      <w:lvlJc w:val="left"/>
+      <w:pPr>
+        <w:tabs>
+          <w:tab w:val="num" w:pos="0"/>
+        </w:tabs>
+        <w:ind w:left="0" w:hanging="0"/>
+      </w:pPr>
+      <w:rPr/>
+    </w:lvl>
+  </w:abstractNum>
+  <w:abstractNum w:abstractNumId="15">
+    <w:lvl w:ilvl="0">
+      <w:start w:val="1"/>
+      <w:numFmt w:val="decimal"/>
+      <w:lvlText w:val="%1."/>
+      <w:lvlJc w:val="left"/>
+      <w:pPr>
+        <w:tabs>
+          <w:tab w:val="num" w:pos="0"/>
+        </w:tabs>
+        <w:ind w:left="1000" w:hanging="400"/>
+      </w:pPr>
+      <w:rPr/>
+    </w:lvl>
+    <w:lvl w:ilvl="1">
+      <w:start w:val="0"/>
+      <w:numFmt w:val="decimal"/>
+      <w:lvlText w:val=""/>
+      <w:lvlJc w:val="left"/>
+      <w:pPr>
+        <w:tabs>
+          <w:tab w:val="num" w:pos="0"/>
+        </w:tabs>
+        <w:ind w:left="0" w:hanging="0"/>
+      </w:pPr>
+      <w:rPr/>
+    </w:lvl>
+    <w:lvl w:ilvl="2">
+      <w:start w:val="0"/>
+      <w:numFmt w:val="decimal"/>
+      <w:lvlText w:val=""/>
+      <w:lvlJc w:val="left"/>
+      <w:pPr>
+        <w:tabs>
+          <w:tab w:val="num" w:pos="0"/>
+        </w:tabs>
+        <w:ind w:left="0" w:hanging="0"/>
+      </w:pPr>
+      <w:rPr/>
+    </w:lvl>
+    <w:lvl w:ilvl="3">
+      <w:start w:val="0"/>
+      <w:numFmt w:val="decimal"/>
+      <w:lvlText w:val=""/>
+      <w:lvlJc w:val="left"/>
+      <w:pPr>
+        <w:tabs>
+          <w:tab w:val="num" w:pos="0"/>
+        </w:tabs>
+        <w:ind w:left="0" w:hanging="0"/>
+      </w:pPr>
+      <w:rPr/>
+    </w:lvl>
+    <w:lvl w:ilvl="4">
+      <w:start w:val="0"/>
+      <w:numFmt w:val="decimal"/>
+      <w:lvlText w:val=""/>
+      <w:lvlJc w:val="left"/>
+      <w:pPr>
+        <w:tabs>
+          <w:tab w:val="num" w:pos="0"/>
+        </w:tabs>
+        <w:ind w:left="0" w:hanging="0"/>
+      </w:pPr>
+      <w:rPr/>
+    </w:lvl>
+    <w:lvl w:ilvl="5">
+      <w:start w:val="0"/>
+      <w:numFmt w:val="decimal"/>
+      <w:lvlText w:val=""/>
+      <w:lvlJc w:val="left"/>
+      <w:pPr>
+        <w:tabs>
+          <w:tab w:val="num" w:pos="0"/>
+        </w:tabs>
+        <w:ind w:left="0" w:hanging="0"/>
+      </w:pPr>
+      <w:rPr/>
+    </w:lvl>
+    <w:lvl w:ilvl="6">
+      <w:start w:val="0"/>
+      <w:numFmt w:val="decimal"/>
+      <w:lvlText w:val=""/>
+      <w:lvlJc w:val="left"/>
+      <w:pPr>
+        <w:tabs>
+          <w:tab w:val="num" w:pos="0"/>
+        </w:tabs>
+        <w:ind w:left="0" w:hanging="0"/>
+      </w:pPr>
+      <w:rPr/>
+    </w:lvl>
+    <w:lvl w:ilvl="7">
+      <w:start w:val="0"/>
+      <w:numFmt w:val="decimal"/>
+      <w:lvlText w:val=""/>
+      <w:lvlJc w:val="left"/>
+      <w:pPr>
+        <w:tabs>
+          <w:tab w:val="num" w:pos="0"/>
+        </w:tabs>
+        <w:ind w:left="0" w:hanging="0"/>
+      </w:pPr>
+      <w:rPr/>
+    </w:lvl>
+    <w:lvl w:ilvl="8">
+      <w:start w:val="0"/>
+      <w:numFmt w:val="decimal"/>
+      <w:lvlText w:val=""/>
+      <w:lvlJc w:val="left"/>
+      <w:pPr>
+        <w:tabs>
+          <w:tab w:val="num" w:pos="0"/>
+        </w:tabs>
+        <w:ind w:left="0" w:hanging="0"/>
+      </w:pPr>
+      <w:rPr/>
+    </w:lvl>
+  </w:abstractNum>
+  <w:abstractNum w:abstractNumId="16">
+    <w:lvl w:ilvl="0">
+      <w:start w:val="1"/>
+      <w:numFmt w:val="decimal"/>
+      <w:lvlText w:val="%1."/>
+      <w:lvlJc w:val="left"/>
+      <w:pPr>
+        <w:tabs>
+          <w:tab w:val="num" w:pos="0"/>
+        </w:tabs>
+        <w:ind w:left="1000" w:hanging="400"/>
+      </w:pPr>
+      <w:rPr/>
+    </w:lvl>
+    <w:lvl w:ilvl="1">
+      <w:start w:val="0"/>
+      <w:numFmt w:val="decimal"/>
+      <w:lvlText w:val=""/>
+      <w:lvlJc w:val="left"/>
+      <w:pPr>
+        <w:tabs>
+          <w:tab w:val="num" w:pos="0"/>
+        </w:tabs>
+        <w:ind w:left="0" w:hanging="0"/>
+      </w:pPr>
+      <w:rPr/>
+    </w:lvl>
+    <w:lvl w:ilvl="2">
+      <w:start w:val="0"/>
+      <w:numFmt w:val="decimal"/>
+      <w:lvlText w:val=""/>
+      <w:lvlJc w:val="left"/>
+      <w:pPr>
+        <w:tabs>
+          <w:tab w:val="num" w:pos="0"/>
+        </w:tabs>
+        <w:ind w:left="0" w:hanging="0"/>
+      </w:pPr>
+      <w:rPr/>
+    </w:lvl>
+    <w:lvl w:ilvl="3">
+      <w:start w:val="0"/>
+      <w:numFmt w:val="decimal"/>
+      <w:lvlText w:val=""/>
+      <w:lvlJc w:val="left"/>
+      <w:pPr>
+        <w:tabs>
+          <w:tab w:val="num" w:pos="0"/>
+        </w:tabs>
+        <w:ind w:left="0" w:hanging="0"/>
+      </w:pPr>
+      <w:rPr/>
+    </w:lvl>
+    <w:lvl w:ilvl="4">
+      <w:start w:val="0"/>
+      <w:numFmt w:val="decimal"/>
+      <w:lvlText w:val=""/>
+      <w:lvlJc w:val="left"/>
+      <w:pPr>
+        <w:tabs>
+          <w:tab w:val="num" w:pos="0"/>
+        </w:tabs>
+        <w:ind w:left="0" w:hanging="0"/>
+      </w:pPr>
+      <w:rPr/>
+    </w:lvl>
+    <w:lvl w:ilvl="5">
+      <w:start w:val="0"/>
+      <w:numFmt w:val="decimal"/>
+      <w:lvlText w:val=""/>
+      <w:lvlJc w:val="left"/>
+      <w:pPr>
+        <w:tabs>
+          <w:tab w:val="num" w:pos="0"/>
+        </w:tabs>
+        <w:ind w:left="0" w:hanging="0"/>
+      </w:pPr>
+      <w:rPr/>
+    </w:lvl>
+    <w:lvl w:ilvl="6">
+      <w:start w:val="0"/>
+      <w:numFmt w:val="decimal"/>
+      <w:lvlText w:val=""/>
+      <w:lvlJc w:val="left"/>
+      <w:pPr>
+        <w:tabs>
+          <w:tab w:val="num" w:pos="0"/>
+        </w:tabs>
+        <w:ind w:left="0" w:hanging="0"/>
+      </w:pPr>
+      <w:rPr/>
+    </w:lvl>
+    <w:lvl w:ilvl="7">
+      <w:start w:val="0"/>
+      <w:numFmt w:val="decimal"/>
+      <w:lvlText w:val=""/>
+      <w:lvlJc w:val="left"/>
+      <w:pPr>
+        <w:tabs>
+          <w:tab w:val="num" w:pos="0"/>
+        </w:tabs>
+        <w:ind w:left="0" w:hanging="0"/>
+      </w:pPr>
+      <w:rPr/>
+    </w:lvl>
+    <w:lvl w:ilvl="8">
+      <w:start w:val="0"/>
+      <w:numFmt w:val="decimal"/>
+      <w:lvlText w:val=""/>
+      <w:lvlJc w:val="left"/>
+      <w:pPr>
+        <w:tabs>
+          <w:tab w:val="num" w:pos="0"/>
+        </w:tabs>
+        <w:ind w:left="0" w:hanging="0"/>
+      </w:pPr>
+      <w:rPr/>
+    </w:lvl>
+  </w:abstractNum>
+  <w:abstractNum w:abstractNumId="17">
+    <w:lvl w:ilvl="0">
+      <w:start w:val="1"/>
+      <w:numFmt w:val="decimal"/>
+      <w:lvlText w:val="%1."/>
+      <w:lvlJc w:val="left"/>
+      <w:pPr>
+        <w:tabs>
+          <w:tab w:val="num" w:pos="0"/>
+        </w:tabs>
+        <w:ind w:left="1000" w:hanging="400"/>
+      </w:pPr>
+      <w:rPr/>
+    </w:lvl>
+    <w:lvl w:ilvl="1">
+      <w:start w:val="0"/>
+      <w:numFmt w:val="decimal"/>
+      <w:lvlText w:val=""/>
+      <w:lvlJc w:val="left"/>
+      <w:pPr>
+        <w:tabs>
+          <w:tab w:val="num" w:pos="0"/>
+        </w:tabs>
+        <w:ind w:left="0" w:hanging="0"/>
+      </w:pPr>
+      <w:rPr/>
+    </w:lvl>
+    <w:lvl w:ilvl="2">
+      <w:start w:val="0"/>
+      <w:numFmt w:val="decimal"/>
+      <w:lvlText w:val=""/>
+      <w:lvlJc w:val="left"/>
+      <w:pPr>
+        <w:tabs>
+          <w:tab w:val="num" w:pos="0"/>
+        </w:tabs>
+        <w:ind w:left="0" w:hanging="0"/>
+      </w:pPr>
+      <w:rPr/>
+    </w:lvl>
+    <w:lvl w:ilvl="3">
+      <w:start w:val="0"/>
+      <w:numFmt w:val="decimal"/>
+      <w:lvlText w:val=""/>
+      <w:lvlJc w:val="left"/>
+      <w:pPr>
+        <w:tabs>
+          <w:tab w:val="num" w:pos="0"/>
+        </w:tabs>
+        <w:ind w:left="0" w:hanging="0"/>
+      </w:pPr>
+      <w:rPr/>
+    </w:lvl>
+    <w:lvl w:ilvl="4">
+      <w:start w:val="0"/>
+      <w:numFmt w:val="decimal"/>
+      <w:lvlText w:val=""/>
+      <w:lvlJc w:val="left"/>
+      <w:pPr>
+        <w:tabs>
+          <w:tab w:val="num" w:pos="0"/>
+        </w:tabs>
+        <w:ind w:left="0" w:hanging="0"/>
+      </w:pPr>
+      <w:rPr/>
+    </w:lvl>
+    <w:lvl w:ilvl="5">
+      <w:start w:val="0"/>
+      <w:numFmt w:val="decimal"/>
+      <w:lvlText w:val=""/>
+      <w:lvlJc w:val="left"/>
+      <w:pPr>
+        <w:tabs>
+          <w:tab w:val="num" w:pos="0"/>
+        </w:tabs>
+        <w:ind w:left="0" w:hanging="0"/>
+      </w:pPr>
+      <w:rPr/>
+    </w:lvl>
+    <w:lvl w:ilvl="6">
+      <w:start w:val="0"/>
+      <w:numFmt w:val="decimal"/>
+      <w:lvlText w:val=""/>
+      <w:lvlJc w:val="left"/>
+      <w:pPr>
+        <w:tabs>
+          <w:tab w:val="num" w:pos="0"/>
+        </w:tabs>
+        <w:ind w:left="0" w:hanging="0"/>
+      </w:pPr>
+      <w:rPr/>
+    </w:lvl>
+    <w:lvl w:ilvl="7">
+      <w:start w:val="0"/>
+      <w:numFmt w:val="decimal"/>
+      <w:lvlText w:val=""/>
+      <w:lvlJc w:val="left"/>
+      <w:pPr>
+        <w:tabs>
+          <w:tab w:val="num" w:pos="0"/>
+        </w:tabs>
+        <w:ind w:left="0" w:hanging="0"/>
+      </w:pPr>
+      <w:rPr/>
+    </w:lvl>
+    <w:lvl w:ilvl="8">
+      <w:start w:val="0"/>
+      <w:numFmt w:val="decimal"/>
+      <w:lvlText w:val=""/>
+      <w:lvlJc w:val="left"/>
+      <w:pPr>
+        <w:tabs>
+          <w:tab w:val="num" w:pos="0"/>
+        </w:tabs>
+        <w:ind w:left="0" w:hanging="0"/>
+      </w:pPr>
+      <w:rPr/>
+    </w:lvl>
+  </w:abstractNum>
+  <w:abstractNum w:abstractNumId="18">
+    <w:lvl w:ilvl="0">
+      <w:start w:val="1"/>
+      <w:numFmt w:val="decimal"/>
+      <w:lvlText w:val="%1."/>
+      <w:lvlJc w:val="left"/>
+      <w:pPr>
+        <w:tabs>
+          <w:tab w:val="num" w:pos="0"/>
+        </w:tabs>
+        <w:ind w:left="1000" w:hanging="400"/>
+      </w:pPr>
+      <w:rPr/>
+    </w:lvl>
+    <w:lvl w:ilvl="1">
+      <w:start w:val="0"/>
+      <w:numFmt w:val="decimal"/>
+      <w:lvlText w:val=""/>
+      <w:lvlJc w:val="left"/>
+      <w:pPr>
+        <w:tabs>
+          <w:tab w:val="num" w:pos="0"/>
+        </w:tabs>
+        <w:ind w:left="0" w:hanging="0"/>
+      </w:pPr>
+      <w:rPr/>
+    </w:lvl>
+    <w:lvl w:ilvl="2">
+      <w:start w:val="0"/>
+      <w:numFmt w:val="decimal"/>
+      <w:lvlText w:val=""/>
+      <w:lvlJc w:val="left"/>
+      <w:pPr>
+        <w:tabs>
+          <w:tab w:val="num" w:pos="0"/>
+        </w:tabs>
+        <w:ind w:left="0" w:hanging="0"/>
+      </w:pPr>
+      <w:rPr/>
+    </w:lvl>
+    <w:lvl w:ilvl="3">
+      <w:start w:val="0"/>
+      <w:numFmt w:val="decimal"/>
+      <w:lvlText w:val=""/>
+      <w:lvlJc w:val="left"/>
+      <w:pPr>
+        <w:tabs>
+          <w:tab w:val="num" w:pos="0"/>
+        </w:tabs>
+        <w:ind w:left="0" w:hanging="0"/>
+      </w:pPr>
+      <w:rPr/>
+    </w:lvl>
+    <w:lvl w:ilvl="4">
+      <w:start w:val="0"/>
+      <w:numFmt w:val="decimal"/>
+      <w:lvlText w:val=""/>
+      <w:lvlJc w:val="left"/>
+      <w:pPr>
+        <w:tabs>
+          <w:tab w:val="num" w:pos="0"/>
+        </w:tabs>
+        <w:ind w:left="0" w:hanging="0"/>
+      </w:pPr>
+      <w:rPr/>
+    </w:lvl>
+    <w:lvl w:ilvl="5">
+      <w:start w:val="0"/>
+      <w:numFmt w:val="decimal"/>
+      <w:lvlText w:val=""/>
+      <w:lvlJc w:val="left"/>
+      <w:pPr>
+        <w:tabs>
+          <w:tab w:val="num" w:pos="0"/>
+        </w:tabs>
+        <w:ind w:left="0" w:hanging="0"/>
+      </w:pPr>
+      <w:rPr/>
+    </w:lvl>
+    <w:lvl w:ilvl="6">
+      <w:start w:val="0"/>
+      <w:numFmt w:val="decimal"/>
+      <w:lvlText w:val=""/>
+      <w:lvlJc w:val="left"/>
+      <w:pPr>
+        <w:tabs>
+          <w:tab w:val="num" w:pos="0"/>
+        </w:tabs>
+        <w:ind w:left="0" w:hanging="0"/>
+      </w:pPr>
+      <w:rPr/>
+    </w:lvl>
+    <w:lvl w:ilvl="7">
+      <w:start w:val="0"/>
+      <w:numFmt w:val="decimal"/>
+      <w:lvlText w:val=""/>
+      <w:lvlJc w:val="left"/>
+      <w:pPr>
+        <w:tabs>
+          <w:tab w:val="num" w:pos="0"/>
+        </w:tabs>
+        <w:ind w:left="0" w:hanging="0"/>
+      </w:pPr>
+      <w:rPr/>
+    </w:lvl>
+    <w:lvl w:ilvl="8">
+      <w:start w:val="0"/>
+      <w:numFmt w:val="decimal"/>
+      <w:lvlText w:val=""/>
+      <w:lvlJc w:val="left"/>
+      <w:pPr>
+        <w:tabs>
+          <w:tab w:val="num" w:pos="0"/>
+        </w:tabs>
+        <w:ind w:left="0" w:hanging="0"/>
+      </w:pPr>
+      <w:rPr/>
+    </w:lvl>
+  </w:abstractNum>
+  <w:abstractNum w:abstractNumId="19">
+    <w:lvl w:ilvl="0">
+      <w:start w:val="1"/>
+      <w:numFmt w:val="decimal"/>
+      <w:lvlText w:val="%1."/>
+      <w:lvlJc w:val="left"/>
+      <w:pPr>
+        <w:tabs>
+          <w:tab w:val="num" w:pos="0"/>
+        </w:tabs>
+        <w:ind w:left="1000" w:hanging="400"/>
+      </w:pPr>
+      <w:rPr/>
+    </w:lvl>
+    <w:lvl w:ilvl="1">
+      <w:start w:val="0"/>
+      <w:numFmt w:val="decimal"/>
+      <w:lvlText w:val=""/>
+      <w:lvlJc w:val="left"/>
+      <w:pPr>
+        <w:tabs>
+          <w:tab w:val="num" w:pos="0"/>
+        </w:tabs>
+        <w:ind w:left="0" w:hanging="0"/>
+      </w:pPr>
+      <w:rPr/>
+    </w:lvl>
+    <w:lvl w:ilvl="2">
+      <w:start w:val="0"/>
+      <w:numFmt w:val="decimal"/>
+      <w:lvlText w:val=""/>
+      <w:lvlJc w:val="left"/>
+      <w:pPr>
+        <w:tabs>
+          <w:tab w:val="num" w:pos="0"/>
+        </w:tabs>
+        <w:ind w:left="0" w:hanging="0"/>
+      </w:pPr>
+      <w:rPr/>
+    </w:lvl>
+    <w:lvl w:ilvl="3">
+      <w:start w:val="0"/>
+      <w:numFmt w:val="decimal"/>
+      <w:lvlText w:val=""/>
+      <w:lvlJc w:val="left"/>
+      <w:pPr>
+        <w:tabs>
+          <w:tab w:val="num" w:pos="0"/>
+        </w:tabs>
+        <w:ind w:left="0" w:hanging="0"/>
+      </w:pPr>
+      <w:rPr/>
+    </w:lvl>
+    <w:lvl w:ilvl="4">
+      <w:start w:val="0"/>
+      <w:numFmt w:val="decimal"/>
+      <w:lvlText w:val=""/>
+      <w:lvlJc w:val="left"/>
+      <w:pPr>
+        <w:tabs>
+          <w:tab w:val="num" w:pos="0"/>
+        </w:tabs>
+        <w:ind w:left="0" w:hanging="0"/>
+      </w:pPr>
+      <w:rPr/>
+    </w:lvl>
+    <w:lvl w:ilvl="5">
+      <w:start w:val="0"/>
+      <w:numFmt w:val="decimal"/>
+      <w:lvlText w:val=""/>
+      <w:lvlJc w:val="left"/>
+      <w:pPr>
+        <w:tabs>
+          <w:tab w:val="num" w:pos="0"/>
+        </w:tabs>
+        <w:ind w:left="0" w:hanging="0"/>
+      </w:pPr>
+      <w:rPr/>
+    </w:lvl>
+    <w:lvl w:ilvl="6">
+      <w:start w:val="0"/>
+      <w:numFmt w:val="decimal"/>
+      <w:lvlText w:val=""/>
+      <w:lvlJc w:val="left"/>
+      <w:pPr>
+        <w:tabs>
+          <w:tab w:val="num" w:pos="0"/>
+        </w:tabs>
+        <w:ind w:left="0" w:hanging="0"/>
+      </w:pPr>
+      <w:rPr/>
+    </w:lvl>
+    <w:lvl w:ilvl="7">
+      <w:start w:val="0"/>
+      <w:numFmt w:val="decimal"/>
+      <w:lvlText w:val=""/>
+      <w:lvlJc w:val="left"/>
+      <w:pPr>
+        <w:tabs>
+          <w:tab w:val="num" w:pos="0"/>
+        </w:tabs>
+        <w:ind w:left="0" w:hanging="0"/>
+      </w:pPr>
+      <w:rPr/>
+    </w:lvl>
+    <w:lvl w:ilvl="8">
+      <w:start w:val="0"/>
+      <w:numFmt w:val="decimal"/>
+      <w:lvlText w:val=""/>
+      <w:lvlJc w:val="left"/>
+      <w:pPr>
+        <w:tabs>
+          <w:tab w:val="num" w:pos="0"/>
+        </w:tabs>
+        <w:ind w:left="0" w:hanging="0"/>
+      </w:pPr>
+      <w:rPr/>
+    </w:lvl>
+  </w:abstractNum>
+  <w:abstractNum w:abstractNumId="20">
+    <w:lvl w:ilvl="0">
+      <w:start w:val="1"/>
+      <w:numFmt w:val="decimal"/>
+      <w:lvlText w:val="%1."/>
+      <w:lvlJc w:val="left"/>
+      <w:pPr>
+        <w:tabs>
+          <w:tab w:val="num" w:pos="0"/>
+        </w:tabs>
+        <w:ind w:left="1000" w:hanging="400"/>
+      </w:pPr>
+      <w:rPr/>
+    </w:lvl>
+    <w:lvl w:ilvl="1">
+      <w:start w:val="0"/>
+      <w:numFmt w:val="decimal"/>
+      <w:lvlText w:val=""/>
+      <w:lvlJc w:val="left"/>
+      <w:pPr>
+        <w:tabs>
+          <w:tab w:val="num" w:pos="0"/>
+        </w:tabs>
+        <w:ind w:left="0" w:hanging="0"/>
+      </w:pPr>
+      <w:rPr/>
+    </w:lvl>
+    <w:lvl w:ilvl="2">
+      <w:start w:val="0"/>
+      <w:numFmt w:val="decimal"/>
+      <w:lvlText w:val=""/>
+      <w:lvlJc w:val="left"/>
+      <w:pPr>
+        <w:tabs>
+          <w:tab w:val="num" w:pos="0"/>
+        </w:tabs>
+        <w:ind w:left="0" w:hanging="0"/>
+      </w:pPr>
+      <w:rPr/>
+    </w:lvl>
+    <w:lvl w:ilvl="3">
+      <w:start w:val="0"/>
+      <w:numFmt w:val="decimal"/>
+      <w:lvlText w:val=""/>
+      <w:lvlJc w:val="left"/>
+      <w:pPr>
+        <w:tabs>
+          <w:tab w:val="num" w:pos="0"/>
+        </w:tabs>
+        <w:ind w:left="0" w:hanging="0"/>
+      </w:pPr>
+      <w:rPr/>
+    </w:lvl>
+    <w:lvl w:ilvl="4">
+      <w:start w:val="0"/>
+      <w:numFmt w:val="decimal"/>
+      <w:lvlText w:val=""/>
+      <w:lvlJc w:val="left"/>
+      <w:pPr>
+        <w:tabs>
+          <w:tab w:val="num" w:pos="0"/>
+        </w:tabs>
+        <w:ind w:left="0" w:hanging="0"/>
+      </w:pPr>
+      <w:rPr/>
+    </w:lvl>
+    <w:lvl w:ilvl="5">
+      <w:start w:val="0"/>
+      <w:numFmt w:val="decimal"/>
+      <w:lvlText w:val=""/>
+      <w:lvlJc w:val="left"/>
+      <w:pPr>
+        <w:tabs>
+          <w:tab w:val="num" w:pos="0"/>
+        </w:tabs>
+        <w:ind w:left="0" w:hanging="0"/>
+      </w:pPr>
+      <w:rPr/>
+    </w:lvl>
+    <w:lvl w:ilvl="6">
+      <w:start w:val="0"/>
+      <w:numFmt w:val="decimal"/>
+      <w:lvlText w:val=""/>
+      <w:lvlJc w:val="left"/>
+      <w:pPr>
+        <w:tabs>
+          <w:tab w:val="num" w:pos="0"/>
+        </w:tabs>
+        <w:ind w:left="0" w:hanging="0"/>
+      </w:pPr>
+      <w:rPr/>
+    </w:lvl>
+    <w:lvl w:ilvl="7">
+      <w:start w:val="0"/>
+      <w:numFmt w:val="decimal"/>
+      <w:lvlText w:val=""/>
+      <w:lvlJc w:val="left"/>
+      <w:pPr>
+        <w:tabs>
+          <w:tab w:val="num" w:pos="0"/>
+        </w:tabs>
+        <w:ind w:left="0" w:hanging="0"/>
+      </w:pPr>
+      <w:rPr/>
+    </w:lvl>
+    <w:lvl w:ilvl="8">
+      <w:start w:val="0"/>
+      <w:numFmt w:val="decimal"/>
+      <w:lvlText w:val=""/>
+      <w:lvlJc w:val="left"/>
+      <w:pPr>
+        <w:tabs>
+          <w:tab w:val="num" w:pos="0"/>
+        </w:tabs>
+        <w:ind w:left="0" w:hanging="0"/>
+      </w:pPr>
+      <w:rPr/>
+    </w:lvl>
+  </w:abstractNum>
+  <w:abstractNum w:abstractNumId="21">
+    <w:lvl w:ilvl="0">
+      <w:start w:val="1"/>
+      <w:numFmt w:val="decimal"/>
+      <w:lvlText w:val="%1."/>
+      <w:lvlJc w:val="left"/>
+      <w:pPr>
+        <w:tabs>
+          <w:tab w:val="num" w:pos="0"/>
+        </w:tabs>
+        <w:ind w:left="1000" w:hanging="400"/>
+      </w:pPr>
+      <w:rPr/>
+    </w:lvl>
+    <w:lvl w:ilvl="1">
+      <w:start w:val="0"/>
+      <w:numFmt w:val="decimal"/>
+      <w:lvlText w:val=""/>
+      <w:lvlJc w:val="left"/>
+      <w:pPr>
+        <w:tabs>
+          <w:tab w:val="num" w:pos="0"/>
+        </w:tabs>
+        <w:ind w:left="0" w:hanging="0"/>
+      </w:pPr>
+      <w:rPr/>
+    </w:lvl>
+    <w:lvl w:ilvl="2">
+      <w:start w:val="0"/>
+      <w:numFmt w:val="decimal"/>
+      <w:lvlText w:val=""/>
+      <w:lvlJc w:val="left"/>
+      <w:pPr>
+        <w:tabs>
+          <w:tab w:val="num" w:pos="0"/>
+        </w:tabs>
+        <w:ind w:left="0" w:hanging="0"/>
+      </w:pPr>
+      <w:rPr/>
+    </w:lvl>
+    <w:lvl w:ilvl="3">
+      <w:start w:val="0"/>
+      <w:numFmt w:val="decimal"/>
+      <w:lvlText w:val=""/>
+      <w:lvlJc w:val="left"/>
+      <w:pPr>
+        <w:tabs>
+          <w:tab w:val="num" w:pos="0"/>
+        </w:tabs>
+        <w:ind w:left="0" w:hanging="0"/>
+      </w:pPr>
+      <w:rPr/>
+    </w:lvl>
+    <w:lvl w:ilvl="4">
+      <w:start w:val="0"/>
+      <w:numFmt w:val="decimal"/>
+      <w:lvlText w:val=""/>
+      <w:lvlJc w:val="left"/>
+      <w:pPr>
+        <w:tabs>
+          <w:tab w:val="num" w:pos="0"/>
+        </w:tabs>
+        <w:ind w:left="0" w:hanging="0"/>
+      </w:pPr>
+      <w:rPr/>
+    </w:lvl>
+    <w:lvl w:ilvl="5">
+      <w:start w:val="0"/>
+      <w:numFmt w:val="decimal"/>
+      <w:lvlText w:val=""/>
+      <w:lvlJc w:val="left"/>
+      <w:pPr>
+        <w:tabs>
+          <w:tab w:val="num" w:pos="0"/>
+        </w:tabs>
+        <w:ind w:left="0" w:hanging="0"/>
+      </w:pPr>
+      <w:rPr/>
+    </w:lvl>
+    <w:lvl w:ilvl="6">
+      <w:start w:val="0"/>
+      <w:numFmt w:val="decimal"/>
+      <w:lvlText w:val=""/>
+      <w:lvlJc w:val="left"/>
+      <w:pPr>
+        <w:tabs>
+          <w:tab w:val="num" w:pos="0"/>
+        </w:tabs>
+        <w:ind w:left="0" w:hanging="0"/>
+      </w:pPr>
+      <w:rPr/>
+    </w:lvl>
+    <w:lvl w:ilvl="7">
+      <w:start w:val="0"/>
+      <w:numFmt w:val="decimal"/>
+      <w:lvlText w:val=""/>
+      <w:lvlJc w:val="left"/>
+      <w:pPr>
+        <w:tabs>
+          <w:tab w:val="num" w:pos="0"/>
+        </w:tabs>
+        <w:ind w:left="0" w:hanging="0"/>
+      </w:pPr>
+      <w:rPr/>
+    </w:lvl>
+    <w:lvl w:ilvl="8">
+      <w:start w:val="0"/>
+      <w:numFmt w:val="decimal"/>
+      <w:lvlText w:val=""/>
+      <w:lvlJc w:val="left"/>
+      <w:pPr>
+        <w:tabs>
+          <w:tab w:val="num" w:pos="0"/>
+        </w:tabs>
+        <w:ind w:left="0" w:hanging="0"/>
+      </w:pPr>
+      <w:rPr/>
+    </w:lvl>
+  </w:abstractNum>
+  <w:abstractNum w:abstractNumId="22">
+    <w:lvl w:ilvl="0">
+      <w:start w:val="1"/>
       <w:numFmt w:val="none"/>
       <w:suff w:val="nothing"/>
       <w:lvlText w:val=""/>
@@ -8280,79 +9867,118 @@
     <w:abstractNumId w:val="9"/>
   </w:num>
   <w:num w:numId="10">
-    <w:abstractNumId w:val="5"/>
+    <w:abstractNumId w:val="10"/>
+  </w:num>
+  <w:num w:numId="11">
+    <w:abstractNumId w:val="11"/>
+  </w:num>
+  <w:num w:numId="12">
+    <w:abstractNumId w:val="12"/>
+  </w:num>
+  <w:num w:numId="13">
+    <w:abstractNumId w:val="13"/>
+  </w:num>
+  <w:num w:numId="14">
+    <w:abstractNumId w:val="14"/>
+  </w:num>
+  <w:num w:numId="15">
+    <w:abstractNumId w:val="15"/>
+  </w:num>
+  <w:num w:numId="16">
+    <w:abstractNumId w:val="16"/>
+  </w:num>
+  <w:num w:numId="17">
+    <w:abstractNumId w:val="17"/>
+  </w:num>
+  <w:num w:numId="18">
+    <w:abstractNumId w:val="18"/>
+  </w:num>
+  <w:num w:numId="19">
+    <w:abstractNumId w:val="19"/>
+  </w:num>
+  <w:num w:numId="20">
+    <w:abstractNumId w:val="20"/>
+  </w:num>
+  <w:num w:numId="21">
+    <w:abstractNumId w:val="21"/>
+  </w:num>
+  <w:num w:numId="22">
+    <w:abstractNumId w:val="22"/>
+  </w:num>
+  <w:num w:numId="23">
+    <w:abstractNumId w:val="1"/>
     <w:lvlOverride w:ilvl="0">
       <w:startOverride w:val="1"/>
     </w:lvlOverride>
   </w:num>
-  <w:num w:numId="11">
-    <w:abstractNumId w:val="5"/>
+  <w:num w:numId="24">
+    <w:abstractNumId w:val="1"/>
   </w:num>
-  <w:num w:numId="12">
-    <w:abstractNumId w:val="5"/>
+  <w:num w:numId="25">
+    <w:abstractNumId w:val="1"/>
   </w:num>
-  <w:num w:numId="13">
-    <w:abstractNumId w:val="6"/>
+  <w:num w:numId="26">
+    <w:abstractNumId w:val="4"/>
     <w:lvlOverride w:ilvl="0">
       <w:startOverride w:val="1"/>
     </w:lvlOverride>
   </w:num>
-  <w:num w:numId="14">
-    <w:abstractNumId w:val="6"/>
+  <w:num w:numId="27">
+    <w:abstractNumId w:val="4"/>
   </w:num>
-  <w:num w:numId="15">
-    <w:abstractNumId w:val="6"/>
+  <w:num w:numId="28">
+    <w:abstractNumId w:val="4"/>
   </w:num>
-  <w:num w:numId="16">
-    <w:abstractNumId w:val="6"/>
+  <w:num w:numId="29">
+    <w:abstractNumId w:val="4"/>
   </w:num>
-  <w:num w:numId="17">
-    <w:abstractNumId w:val="6"/>
+  <w:num w:numId="30">
+    <w:abstractNumId w:val="4"/>
   </w:num>
-  <w:num w:numId="18">
-    <w:abstractNumId w:val="6"/>
+  <w:num w:numId="31">
+    <w:abstractNumId w:val="4"/>
   </w:num>
-  <w:num w:numId="19">
-    <w:abstractNumId w:val="7"/>
+  <w:num w:numId="32">
+    <w:abstractNumId w:val="10"/>
     <w:lvlOverride w:ilvl="0">
       <w:startOverride w:val="1"/>
     </w:lvlOverride>
   </w:num>
-  <w:num w:numId="20">
-    <w:abstractNumId w:val="7"/>
+  <w:num w:numId="33">
+    <w:abstractNumId w:val="10"/>
   </w:num>
-  <w:num w:numId="21">
-    <w:abstractNumId w:val="7"/>
+  <w:num w:numId="34">
+    <w:abstractNumId w:val="10"/>
   </w:num>
-  <w:num w:numId="22">
-    <w:abstractNumId w:val="7"/>
+  <w:num w:numId="35">
+    <w:abstractNumId w:val="10"/>
   </w:num>
-  <w:num w:numId="23">
-    <w:abstractNumId w:val="7"/>
+  <w:num w:numId="36">
+    <w:abstractNumId w:val="10"/>
   </w:num>
-  <w:num w:numId="24">
-    <w:abstractNumId w:val="8"/>
+  <w:num w:numId="37">
+    <w:abstractNumId w:val="15"/>
     <w:lvlOverride w:ilvl="0">
       <w:startOverride w:val="1"/>
     </w:lvlOverride>
   </w:num>
-  <w:num w:numId="25">
-    <w:abstractNumId w:val="8"/>
+  <w:num w:numId="38">
+    <w:abstractNumId w:val="15"/>
   </w:num>
-  <w:num w:numId="26">
-    <w:abstractNumId w:val="8"/>
+  <w:num w:numId="39">
+    <w:abstractNumId w:val="15"/>
   </w:num>
-  <w:num w:numId="27">
-    <w:abstractNumId w:val="8"/>
+  <w:num w:numId="40">
+    <w:abstractNumId w:val="15"/>
   </w:num>
-  <w:num w:numId="28">
-    <w:abstractNumId w:val="8"/>
+  <w:num w:numId="41">
+    <w:abstractNumId w:val="15"/>
   </w:num>
-  <w:num w:numId="29">
-    <w:abstractNumId w:val="8"/>
+  <w:num w:numId="42">
+    <w:abstractNumId w:val="15"/>
   </w:num>
-  <w:num w:numId="30">
-    <w:abstractNumId w:val="8"/>
+  <w:num w:numId="43">
+    <w:abstractNumId w:val="15"/>
   </w:num>
 </w:numbering>
 </file>
@@ -9162,6 +10788,29 @@
     <w:pPr/>
     <w:rPr/>
   </w:style>
+  <w:style w:type="paragraph" w:styleId="TableContents">
+    <w:name w:val="Table Contents"/>
+    <w:basedOn w:val="Normal"/>
+    <w:qFormat/>
+    <w:pPr>
+      <w:widowControl w:val="false"/>
+      <w:suppressLineNumbers/>
+    </w:pPr>
+    <w:rPr/>
+  </w:style>
+  <w:style w:type="paragraph" w:styleId="TableHeading">
+    <w:name w:val="Table Heading"/>
+    <w:basedOn w:val="TableContents"/>
+    <w:qFormat/>
+    <w:pPr>
+      <w:suppressLineNumbers/>
+      <w:jc w:val="center"/>
+    </w:pPr>
+    <w:rPr>
+      <w:b/>
+      <w:bCs/>
+    </w:rPr>
+  </w:style>
   <w:style w:type="numbering" w:styleId="NoList" w:default="1">
     <w:name w:val="No List"/>
     <w:uiPriority w:val="99"/>
